--- a/02-Product Design/06-Database/03-Database Schema.docx
+++ b/02-Product Design/06-Database/03-Database Schema.docx
@@ -58,6 +58,11 @@
       </w:r>
     </w:p>
     <w:p>
+      <w:r>
+        <w:t>This document lists every table in the EduCheck PostgreSQL database, generated from the authoritative schema definition in 02-Product Design/06-Database/SQL/educheck_schema.sql. It supersedes any earlier draft of this document.</w:t>
+      </w:r>
+    </w:p>
+    <w:p>
       <w:pPr>
         <w:pStyle w:val="Heading2"/>
         <w:numPr>
@@ -106,7 +111,7 @@
           <w:bCs/>
           <w:color w:val="auto"/>
         </w:rPr>
-        <w:t xml:space="preserve"> User</w:t>
+        <w:t xml:space="preserve">User</w:t>
       </w:r>
     </w:p>
     <w:tbl>
@@ -220,10 +225,10 @@
           </w:tcPr>
           <w:p>
             <w:proofErr w:type="spellStart"/>
+            <w:proofErr w:type="spellEnd"/>
             <w:r>
               <w:t>user_id</w:t>
             </w:r>
-            <w:proofErr w:type="spellEnd"/>
           </w:p>
         </w:tc>
         <w:tc>
@@ -262,6 +267,8 @@
             <w:hideMark/>
           </w:tcPr>
           <w:p>
+            <w:proofErr w:type="spellStart"/>
+            <w:proofErr w:type="spellEnd"/>
             <w:r>
               <w:t>username</w:t>
             </w:r>
@@ -274,61 +281,51 @@
             <w:hideMark/>
           </w:tcPr>
           <w:p>
-            <w:proofErr w:type="gramStart"/>
-            <w:r>
-              <w:t>VARCHAR(</w:t>
-            </w:r>
-            <w:proofErr w:type="gramEnd"/>
-            <w:r>
-              <w:t>50)</w:t>
-            </w:r>
-          </w:p>
-        </w:tc>
-        <w:tc>
-          <w:tcPr>
-            <w:tcW w:w="3215" w:type="dxa"/>
-            <w:vAlign w:val="center"/>
-            <w:hideMark/>
-          </w:tcPr>
-          <w:p>
-            <w:r>
-              <w:t>Unique</w:t>
-            </w:r>
-          </w:p>
-        </w:tc>
-      </w:tr>
-      <w:tr>
-        <w:trPr>
-          <w:tblCellSpacing w:w="15" w:type="dxa"/>
-        </w:trPr>
-        <w:tc>
-          <w:tcPr>
-            <w:tcW w:w="1798" w:type="dxa"/>
-            <w:vAlign w:val="center"/>
-            <w:hideMark/>
-          </w:tcPr>
-          <w:p>
-            <w:proofErr w:type="spellStart"/>
+            <w:r>
+              <w:t>VARCHAR(50)</w:t>
+            </w:r>
+          </w:p>
+        </w:tc>
+        <w:tc>
+          <w:tcPr>
+            <w:tcW w:w="3215" w:type="dxa"/>
+            <w:vAlign w:val="center"/>
+            <w:hideMark/>
+          </w:tcPr>
+          <w:p>
+            <w:r>
+              <w:t>Unique, Not Null</w:t>
+            </w:r>
+          </w:p>
+        </w:tc>
+      </w:tr>
+      <w:tr>
+        <w:trPr>
+          <w:tblCellSpacing w:w="15" w:type="dxa"/>
+        </w:trPr>
+        <w:tc>
+          <w:tcPr>
+            <w:tcW w:w="1798" w:type="dxa"/>
+            <w:vAlign w:val="center"/>
+            <w:hideMark/>
+          </w:tcPr>
+          <w:p>
+            <w:proofErr w:type="spellStart"/>
+            <w:proofErr w:type="spellEnd"/>
             <w:r>
               <w:t>password_hash</w:t>
             </w:r>
-            <w:proofErr w:type="spellEnd"/>
-          </w:p>
-        </w:tc>
-        <w:tc>
-          <w:tcPr>
-            <w:tcW w:w="1955" w:type="dxa"/>
-            <w:vAlign w:val="center"/>
-            <w:hideMark/>
-          </w:tcPr>
-          <w:p>
-            <w:proofErr w:type="gramStart"/>
-            <w:r>
-              <w:t>VARCHAR(</w:t>
-            </w:r>
-            <w:proofErr w:type="gramEnd"/>
-            <w:r>
-              <w:t>255)</w:t>
+          </w:p>
+        </w:tc>
+        <w:tc>
+          <w:tcPr>
+            <w:tcW w:w="1955" w:type="dxa"/>
+            <w:vAlign w:val="center"/>
+            <w:hideMark/>
+          </w:tcPr>
+          <w:p>
+            <w:r>
+              <w:t>VARCHAR(255)</w:t>
             </w:r>
           </w:p>
         </w:tc>
@@ -356,6 +353,8 @@
             <w:hideMark/>
           </w:tcPr>
           <w:p>
+            <w:proofErr w:type="spellStart"/>
+            <w:proofErr w:type="spellEnd"/>
             <w:r>
               <w:t>email</w:t>
             </w:r>
@@ -368,40 +367,37 @@
             <w:hideMark/>
           </w:tcPr>
           <w:p>
-            <w:proofErr w:type="gramStart"/>
-            <w:r>
-              <w:t>VARCHAR(</w:t>
-            </w:r>
-            <w:proofErr w:type="gramEnd"/>
-            <w:r>
-              <w:t>100)</w:t>
-            </w:r>
-          </w:p>
-        </w:tc>
-        <w:tc>
-          <w:tcPr>
-            <w:tcW w:w="3215" w:type="dxa"/>
-            <w:vAlign w:val="center"/>
-            <w:hideMark/>
-          </w:tcPr>
-          <w:p>
-            <w:r>
-              <w:t>Unique</w:t>
-            </w:r>
-          </w:p>
-        </w:tc>
-      </w:tr>
-      <w:tr>
-        <w:trPr>
-          <w:tblCellSpacing w:w="15" w:type="dxa"/>
-        </w:trPr>
-        <w:tc>
-          <w:tcPr>
-            <w:tcW w:w="1798" w:type="dxa"/>
-            <w:vAlign w:val="center"/>
-            <w:hideMark/>
-          </w:tcPr>
-          <w:p>
+            <w:r>
+              <w:t>VARCHAR(100)</w:t>
+            </w:r>
+          </w:p>
+        </w:tc>
+        <w:tc>
+          <w:tcPr>
+            <w:tcW w:w="3215" w:type="dxa"/>
+            <w:vAlign w:val="center"/>
+            <w:hideMark/>
+          </w:tcPr>
+          <w:p>
+            <w:r>
+              <w:t>Unique, Not Null</w:t>
+            </w:r>
+          </w:p>
+        </w:tc>
+      </w:tr>
+      <w:tr>
+        <w:trPr>
+          <w:tblCellSpacing w:w="15" w:type="dxa"/>
+        </w:trPr>
+        <w:tc>
+          <w:tcPr>
+            <w:tcW w:w="1798" w:type="dxa"/>
+            <w:vAlign w:val="center"/>
+            <w:hideMark/>
+          </w:tcPr>
+          <w:p>
+            <w:proofErr w:type="spellStart"/>
+            <w:proofErr w:type="spellEnd"/>
             <w:r>
               <w:t>role</w:t>
             </w:r>
@@ -414,13 +410,8 @@
             <w:hideMark/>
           </w:tcPr>
           <w:p>
-            <w:proofErr w:type="gramStart"/>
-            <w:r>
-              <w:t>VARCHAR(</w:t>
-            </w:r>
-            <w:proofErr w:type="gramEnd"/>
-            <w:r>
-              <w:t>30)</w:t>
+            <w:r>
+              <w:t>VARCHAR(30)</w:t>
             </w:r>
           </w:p>
         </w:tc>
@@ -448,6 +439,8 @@
             <w:hideMark/>
           </w:tcPr>
           <w:p>
+            <w:proofErr w:type="spellStart"/>
+            <w:proofErr w:type="spellEnd"/>
             <w:r>
               <w:t>status</w:t>
             </w:r>
@@ -460,46 +453,40 @@
             <w:hideMark/>
           </w:tcPr>
           <w:p>
-            <w:proofErr w:type="gramStart"/>
-            <w:r>
-              <w:t>VARCHAR(</w:t>
-            </w:r>
-            <w:proofErr w:type="gramEnd"/>
-            <w:r>
-              <w:t>20)</w:t>
-            </w:r>
-          </w:p>
-        </w:tc>
-        <w:tc>
-          <w:tcPr>
-            <w:tcW w:w="3215" w:type="dxa"/>
-            <w:vAlign w:val="center"/>
-            <w:hideMark/>
-          </w:tcPr>
-          <w:p>
-            <w:r>
-              <w:t>Default Active</w:t>
-            </w:r>
-          </w:p>
-        </w:tc>
-      </w:tr>
-      <w:tr>
-        <w:trPr>
-          <w:trHeight w:val="275"/>
-          <w:tblCellSpacing w:w="15" w:type="dxa"/>
-        </w:trPr>
-        <w:tc>
-          <w:tcPr>
-            <w:tcW w:w="1798" w:type="dxa"/>
-            <w:vAlign w:val="center"/>
-            <w:hideMark/>
-          </w:tcPr>
-          <w:p>
-            <w:proofErr w:type="spellStart"/>
+            <w:r>
+              <w:t>VARCHAR(20)</w:t>
+            </w:r>
+          </w:p>
+        </w:tc>
+        <w:tc>
+          <w:tcPr>
+            <w:tcW w:w="3215" w:type="dxa"/>
+            <w:vAlign w:val="center"/>
+            <w:hideMark/>
+          </w:tcPr>
+          <w:p>
+            <w:r>
+              <w:t>Default 'Active'</w:t>
+            </w:r>
+          </w:p>
+        </w:tc>
+      </w:tr>
+      <w:tr>
+        <w:trPr>
+          <w:tblCellSpacing w:w="15" w:type="dxa"/>
+        </w:trPr>
+        <w:tc>
+          <w:tcPr>
+            <w:tcW w:w="1798" w:type="dxa"/>
+            <w:vAlign w:val="center"/>
+            <w:hideMark/>
+          </w:tcPr>
+          <w:p>
+            <w:proofErr w:type="spellStart"/>
+            <w:proofErr w:type="spellEnd"/>
             <w:r>
               <w:t>created_at</w:t>
             </w:r>
-            <w:proofErr w:type="spellEnd"/>
           </w:p>
         </w:tc>
         <w:tc>
@@ -553,7 +540,7 @@
     </w:p>
     <w:tbl>
       <w:tblPr>
-        <w:tblpPr w:leftFromText="180" w:rightFromText="180" w:vertAnchor="text" w:horzAnchor="page" w:tblpX="2269" w:tblpY="344"/>
+        <w:tblpPr w:leftFromText="180" w:rightFromText="180" w:vertAnchor="text" w:horzAnchor="page" w:tblpX="2125" w:tblpY="44"/>
         <w:tblW w:w="0" w:type="auto"/>
         <w:tblCellSpacing w:w="15" w:type="dxa"/>
         <w:tblCellMar>
@@ -662,115 +649,150 @@
           </w:tcPr>
           <w:p>
             <w:proofErr w:type="spellStart"/>
+            <w:proofErr w:type="spellEnd"/>
+            <w:r>
+              <w:t>teacher_id</w:t>
+            </w:r>
+          </w:p>
+        </w:tc>
+        <w:tc>
+          <w:tcPr>
+            <w:tcW w:w="1955" w:type="dxa"/>
+            <w:vAlign w:val="center"/>
+            <w:hideMark/>
+          </w:tcPr>
+          <w:p>
+            <w:r>
+              <w:t>SERIAL</w:t>
+            </w:r>
+          </w:p>
+        </w:tc>
+        <w:tc>
+          <w:tcPr>
+            <w:tcW w:w="3215" w:type="dxa"/>
+            <w:vAlign w:val="center"/>
+            <w:hideMark/>
+          </w:tcPr>
+          <w:p>
+            <w:r>
+              <w:t>Primary Key</w:t>
+            </w:r>
+          </w:p>
+        </w:tc>
+      </w:tr>
+      <w:tr>
+        <w:trPr>
+          <w:tblCellSpacing w:w="15" w:type="dxa"/>
+        </w:trPr>
+        <w:tc>
+          <w:tcPr>
+            <w:tcW w:w="1798" w:type="dxa"/>
+            <w:vAlign w:val="center"/>
+            <w:hideMark/>
+          </w:tcPr>
+          <w:p>
+            <w:proofErr w:type="spellStart"/>
+            <w:proofErr w:type="spellEnd"/>
             <w:r>
               <w:t>user_id</w:t>
             </w:r>
-            <w:proofErr w:type="spellEnd"/>
-          </w:p>
-        </w:tc>
-        <w:tc>
-          <w:tcPr>
-            <w:tcW w:w="1955" w:type="dxa"/>
-            <w:vAlign w:val="center"/>
-            <w:hideMark/>
-          </w:tcPr>
-          <w:p>
-            <w:r>
-              <w:t>SERIAL</w:t>
-            </w:r>
-          </w:p>
-        </w:tc>
-        <w:tc>
-          <w:tcPr>
-            <w:tcW w:w="3215" w:type="dxa"/>
-            <w:vAlign w:val="center"/>
-            <w:hideMark/>
-          </w:tcPr>
-          <w:p>
-            <w:r>
-              <w:t>Primary Key</w:t>
-            </w:r>
-          </w:p>
-        </w:tc>
-      </w:tr>
-      <w:tr>
-        <w:trPr>
-          <w:tblCellSpacing w:w="15" w:type="dxa"/>
-        </w:trPr>
-        <w:tc>
-          <w:tcPr>
-            <w:tcW w:w="1798" w:type="dxa"/>
-            <w:vAlign w:val="center"/>
-            <w:hideMark/>
-          </w:tcPr>
-          <w:p>
-            <w:r>
-              <w:t>username</w:t>
-            </w:r>
-          </w:p>
-        </w:tc>
-        <w:tc>
-          <w:tcPr>
-            <w:tcW w:w="1955" w:type="dxa"/>
-            <w:vAlign w:val="center"/>
-            <w:hideMark/>
-          </w:tcPr>
-          <w:p>
-            <w:proofErr w:type="gramStart"/>
-            <w:r>
-              <w:t>VARCHAR(</w:t>
-            </w:r>
-            <w:proofErr w:type="gramEnd"/>
-            <w:r>
-              <w:t>50)</w:t>
-            </w:r>
-          </w:p>
-        </w:tc>
-        <w:tc>
-          <w:tcPr>
-            <w:tcW w:w="3215" w:type="dxa"/>
-            <w:vAlign w:val="center"/>
-            <w:hideMark/>
-          </w:tcPr>
-          <w:p>
-            <w:r>
-              <w:t>Unique</w:t>
-            </w:r>
-          </w:p>
-        </w:tc>
-      </w:tr>
-      <w:tr>
-        <w:trPr>
-          <w:tblCellSpacing w:w="15" w:type="dxa"/>
-        </w:trPr>
-        <w:tc>
-          <w:tcPr>
-            <w:tcW w:w="1798" w:type="dxa"/>
-            <w:vAlign w:val="center"/>
-            <w:hideMark/>
-          </w:tcPr>
-          <w:p>
-            <w:proofErr w:type="spellStart"/>
-            <w:r>
-              <w:t>password_hash</w:t>
-            </w:r>
-            <w:proofErr w:type="spellEnd"/>
-          </w:p>
-        </w:tc>
-        <w:tc>
-          <w:tcPr>
-            <w:tcW w:w="1955" w:type="dxa"/>
-            <w:vAlign w:val="center"/>
-            <w:hideMark/>
-          </w:tcPr>
-          <w:p>
-            <w:proofErr w:type="gramStart"/>
-            <w:r>
-              <w:t>VARCHAR(</w:t>
-            </w:r>
-            <w:proofErr w:type="gramEnd"/>
-            <w:r>
-              <w:t>255)</w:t>
+          </w:p>
+        </w:tc>
+        <w:tc>
+          <w:tcPr>
+            <w:tcW w:w="1955" w:type="dxa"/>
+            <w:vAlign w:val="center"/>
+            <w:hideMark/>
+          </w:tcPr>
+          <w:p>
+            <w:r>
+              <w:t>INTEGER</w:t>
+            </w:r>
+          </w:p>
+        </w:tc>
+        <w:tc>
+          <w:tcPr>
+            <w:tcW w:w="3215" w:type="dxa"/>
+            <w:vAlign w:val="center"/>
+            <w:hideMark/>
+          </w:tcPr>
+          <w:p>
+            <w:r>
+              <w:t>Not Null, Unique, FK -&gt; users(user_id) ON DELETE CASCADE</w:t>
+            </w:r>
+          </w:p>
+        </w:tc>
+      </w:tr>
+      <w:tr>
+        <w:trPr>
+          <w:tblCellSpacing w:w="15" w:type="dxa"/>
+        </w:trPr>
+        <w:tc>
+          <w:tcPr>
+            <w:tcW w:w="1798" w:type="dxa"/>
+            <w:vAlign w:val="center"/>
+            <w:hideMark/>
+          </w:tcPr>
+          <w:p>
+            <w:proofErr w:type="spellStart"/>
+            <w:proofErr w:type="spellEnd"/>
+            <w:r>
+              <w:t>employee_number</w:t>
+            </w:r>
+          </w:p>
+        </w:tc>
+        <w:tc>
+          <w:tcPr>
+            <w:tcW w:w="1955" w:type="dxa"/>
+            <w:vAlign w:val="center"/>
+            <w:hideMark/>
+          </w:tcPr>
+          <w:p>
+            <w:r>
+              <w:t>VARCHAR(50)</w:t>
+            </w:r>
+          </w:p>
+        </w:tc>
+        <w:tc>
+          <w:tcPr>
+            <w:tcW w:w="3215" w:type="dxa"/>
+            <w:vAlign w:val="center"/>
+            <w:hideMark/>
+          </w:tcPr>
+          <w:p>
+            <w:r>
+              <w:t>Unique, Not Null</w:t>
+            </w:r>
+          </w:p>
+        </w:tc>
+      </w:tr>
+      <w:tr>
+        <w:trPr>
+          <w:tblCellSpacing w:w="15" w:type="dxa"/>
+        </w:trPr>
+        <w:tc>
+          <w:tcPr>
+            <w:tcW w:w="1798" w:type="dxa"/>
+            <w:vAlign w:val="center"/>
+            <w:hideMark/>
+          </w:tcPr>
+          <w:p>
+            <w:proofErr w:type="spellStart"/>
+            <w:proofErr w:type="spellEnd"/>
+            <w:r>
+              <w:t>first_name</w:t>
+            </w:r>
+          </w:p>
+        </w:tc>
+        <w:tc>
+          <w:tcPr>
+            <w:tcW w:w="1955" w:type="dxa"/>
+            <w:vAlign w:val="center"/>
+            <w:hideMark/>
+          </w:tcPr>
+          <w:p>
+            <w:r>
+              <w:t>VARCHAR(100)</w:t>
             </w:r>
           </w:p>
         </w:tc>
@@ -798,71 +820,22 @@
             <w:hideMark/>
           </w:tcPr>
           <w:p>
-            <w:r>
-              <w:t>email</w:t>
-            </w:r>
-          </w:p>
-        </w:tc>
-        <w:tc>
-          <w:tcPr>
-            <w:tcW w:w="1955" w:type="dxa"/>
-            <w:vAlign w:val="center"/>
-            <w:hideMark/>
-          </w:tcPr>
-          <w:p>
-            <w:proofErr w:type="gramStart"/>
-            <w:r>
-              <w:t>VARCHAR(</w:t>
-            </w:r>
-            <w:proofErr w:type="gramEnd"/>
-            <w:r>
-              <w:t>100)</w:t>
-            </w:r>
-          </w:p>
-        </w:tc>
-        <w:tc>
-          <w:tcPr>
-            <w:tcW w:w="3215" w:type="dxa"/>
-            <w:vAlign w:val="center"/>
-            <w:hideMark/>
-          </w:tcPr>
-          <w:p>
-            <w:r>
-              <w:t>Unique</w:t>
-            </w:r>
-          </w:p>
-        </w:tc>
-      </w:tr>
-      <w:tr>
-        <w:trPr>
-          <w:tblCellSpacing w:w="15" w:type="dxa"/>
-        </w:trPr>
-        <w:tc>
-          <w:tcPr>
-            <w:tcW w:w="1798" w:type="dxa"/>
-            <w:vAlign w:val="center"/>
-            <w:hideMark/>
-          </w:tcPr>
-          <w:p>
-            <w:r>
-              <w:t>role</w:t>
-            </w:r>
-          </w:p>
-        </w:tc>
-        <w:tc>
-          <w:tcPr>
-            <w:tcW w:w="1955" w:type="dxa"/>
-            <w:vAlign w:val="center"/>
-            <w:hideMark/>
-          </w:tcPr>
-          <w:p>
-            <w:proofErr w:type="gramStart"/>
-            <w:r>
-              <w:t>VARCHAR(</w:t>
-            </w:r>
-            <w:proofErr w:type="gramEnd"/>
-            <w:r>
-              <w:t>30)</w:t>
+            <w:proofErr w:type="spellStart"/>
+            <w:proofErr w:type="spellEnd"/>
+            <w:r>
+              <w:t>last_name</w:t>
+            </w:r>
+          </w:p>
+        </w:tc>
+        <w:tc>
+          <w:tcPr>
+            <w:tcW w:w="1955" w:type="dxa"/>
+            <w:vAlign w:val="center"/>
+            <w:hideMark/>
+          </w:tcPr>
+          <w:p>
+            <w:r>
+              <w:t>VARCHAR(100)</w:t>
             </w:r>
           </w:p>
         </w:tc>
@@ -890,82 +863,32 @@
             <w:hideMark/>
           </w:tcPr>
           <w:p>
-            <w:r>
-              <w:t>status</w:t>
-            </w:r>
-          </w:p>
-        </w:tc>
-        <w:tc>
-          <w:tcPr>
-            <w:tcW w:w="1955" w:type="dxa"/>
-            <w:vAlign w:val="center"/>
-            <w:hideMark/>
-          </w:tcPr>
-          <w:p>
-            <w:proofErr w:type="gramStart"/>
-            <w:r>
-              <w:t>VARCHAR(</w:t>
-            </w:r>
-            <w:proofErr w:type="gramEnd"/>
-            <w:r>
-              <w:t>20)</w:t>
-            </w:r>
-          </w:p>
-        </w:tc>
-        <w:tc>
-          <w:tcPr>
-            <w:tcW w:w="3215" w:type="dxa"/>
-            <w:vAlign w:val="center"/>
-            <w:hideMark/>
-          </w:tcPr>
-          <w:p>
-            <w:r>
-              <w:t>Default Active</w:t>
-            </w:r>
-          </w:p>
-        </w:tc>
-      </w:tr>
-      <w:tr>
-        <w:trPr>
-          <w:tblCellSpacing w:w="15" w:type="dxa"/>
-        </w:trPr>
-        <w:tc>
-          <w:tcPr>
-            <w:tcW w:w="1798" w:type="dxa"/>
-            <w:vAlign w:val="center"/>
-            <w:hideMark/>
-          </w:tcPr>
-          <w:p>
-            <w:proofErr w:type="spellStart"/>
-            <w:r>
-              <w:t>created_at</w:t>
-            </w:r>
-            <w:proofErr w:type="spellEnd"/>
-          </w:p>
-        </w:tc>
-        <w:tc>
-          <w:tcPr>
-            <w:tcW w:w="1955" w:type="dxa"/>
-            <w:vAlign w:val="center"/>
-            <w:hideMark/>
-          </w:tcPr>
-          <w:p>
-            <w:r>
-              <w:t>TIMESTAMP</w:t>
-            </w:r>
-          </w:p>
-        </w:tc>
-        <w:tc>
-          <w:tcPr>
-            <w:tcW w:w="3215" w:type="dxa"/>
-            <w:vAlign w:val="center"/>
-            <w:hideMark/>
-          </w:tcPr>
-          <w:p>
-            <w:r>
-              <w:t>Default CURRENT_TIMESTAMP</w:t>
-            </w:r>
-          </w:p>
+            <w:proofErr w:type="spellStart"/>
+            <w:proofErr w:type="spellEnd"/>
+            <w:r>
+              <w:t>contact_number</w:t>
+            </w:r>
+          </w:p>
+        </w:tc>
+        <w:tc>
+          <w:tcPr>
+            <w:tcW w:w="1955" w:type="dxa"/>
+            <w:vAlign w:val="center"/>
+            <w:hideMark/>
+          </w:tcPr>
+          <w:p>
+            <w:r>
+              <w:t>VARCHAR(20)</w:t>
+            </w:r>
+          </w:p>
+        </w:tc>
+        <w:tc>
+          <w:tcPr>
+            <w:tcW w:w="3215" w:type="dxa"/>
+            <w:vAlign w:val="center"/>
+            <w:hideMark/>
+          </w:tcPr>
+          <w:p/>
         </w:tc>
       </w:tr>
     </w:tbl>
@@ -999,7 +922,7 @@
     </w:p>
     <w:tbl>
       <w:tblPr>
-        <w:tblpPr w:leftFromText="180" w:rightFromText="180" w:vertAnchor="text" w:horzAnchor="page" w:tblpX="2269" w:tblpY="344"/>
+        <w:tblpPr w:leftFromText="180" w:rightFromText="180" w:vertAnchor="text" w:horzAnchor="page" w:tblpX="2125" w:tblpY="44"/>
         <w:tblW w:w="0" w:type="auto"/>
         <w:tblCellSpacing w:w="15" w:type="dxa"/>
         <w:tblCellMar>
@@ -1041,7 +964,6 @@
                 <w:b/>
                 <w:bCs/>
               </w:rPr>
-              <w:lastRenderedPageBreak/>
               <w:t>Column</w:t>
             </w:r>
           </w:p>
@@ -1109,21 +1031,21 @@
           </w:tcPr>
           <w:p>
             <w:proofErr w:type="spellStart"/>
-            <w:r>
-              <w:t>user_id</w:t>
-            </w:r>
-            <w:proofErr w:type="spellEnd"/>
-          </w:p>
-        </w:tc>
-        <w:tc>
-          <w:tcPr>
-            <w:tcW w:w="1955" w:type="dxa"/>
-            <w:vAlign w:val="center"/>
-            <w:hideMark/>
-          </w:tcPr>
-          <w:p>
-            <w:r>
-              <w:t>SERIAL</w:t>
+            <w:proofErr w:type="spellEnd"/>
+            <w:r>
+              <w:t>lrn</w:t>
+            </w:r>
+          </w:p>
+        </w:tc>
+        <w:tc>
+          <w:tcPr>
+            <w:tcW w:w="1955" w:type="dxa"/>
+            <w:vAlign w:val="center"/>
+            <w:hideMark/>
+          </w:tcPr>
+          <w:p>
+            <w:r>
+              <w:t>VARCHAR(20)</w:t>
             </w:r>
           </w:p>
         </w:tc>
@@ -1151,73 +1073,22 @@
             <w:hideMark/>
           </w:tcPr>
           <w:p>
-            <w:r>
-              <w:t>username</w:t>
-            </w:r>
-          </w:p>
-        </w:tc>
-        <w:tc>
-          <w:tcPr>
-            <w:tcW w:w="1955" w:type="dxa"/>
-            <w:vAlign w:val="center"/>
-            <w:hideMark/>
-          </w:tcPr>
-          <w:p>
-            <w:proofErr w:type="gramStart"/>
-            <w:r>
-              <w:t>VARCHAR(</w:t>
-            </w:r>
-            <w:proofErr w:type="gramEnd"/>
-            <w:r>
-              <w:t>50)</w:t>
-            </w:r>
-          </w:p>
-        </w:tc>
-        <w:tc>
-          <w:tcPr>
-            <w:tcW w:w="3215" w:type="dxa"/>
-            <w:vAlign w:val="center"/>
-            <w:hideMark/>
-          </w:tcPr>
-          <w:p>
-            <w:r>
-              <w:t>Unique</w:t>
-            </w:r>
-          </w:p>
-        </w:tc>
-      </w:tr>
-      <w:tr>
-        <w:trPr>
-          <w:tblCellSpacing w:w="15" w:type="dxa"/>
-        </w:trPr>
-        <w:tc>
-          <w:tcPr>
-            <w:tcW w:w="1798" w:type="dxa"/>
-            <w:vAlign w:val="center"/>
-            <w:hideMark/>
-          </w:tcPr>
-          <w:p>
-            <w:proofErr w:type="spellStart"/>
-            <w:r>
-              <w:t>password_hash</w:t>
-            </w:r>
-            <w:proofErr w:type="spellEnd"/>
-          </w:p>
-        </w:tc>
-        <w:tc>
-          <w:tcPr>
-            <w:tcW w:w="1955" w:type="dxa"/>
-            <w:vAlign w:val="center"/>
-            <w:hideMark/>
-          </w:tcPr>
-          <w:p>
-            <w:proofErr w:type="gramStart"/>
-            <w:r>
-              <w:t>VARCHAR(</w:t>
-            </w:r>
-            <w:proofErr w:type="gramEnd"/>
-            <w:r>
-              <w:t>255)</w:t>
+            <w:proofErr w:type="spellStart"/>
+            <w:proofErr w:type="spellEnd"/>
+            <w:r>
+              <w:t>first_name</w:t>
+            </w:r>
+          </w:p>
+        </w:tc>
+        <w:tc>
+          <w:tcPr>
+            <w:tcW w:w="1955" w:type="dxa"/>
+            <w:vAlign w:val="center"/>
+            <w:hideMark/>
+          </w:tcPr>
+          <w:p>
+            <w:r>
+              <w:t>VARCHAR(100)</w:t>
             </w:r>
           </w:p>
         </w:tc>
@@ -1245,71 +1116,61 @@
             <w:hideMark/>
           </w:tcPr>
           <w:p>
-            <w:r>
-              <w:t>email</w:t>
-            </w:r>
-          </w:p>
-        </w:tc>
-        <w:tc>
-          <w:tcPr>
-            <w:tcW w:w="1955" w:type="dxa"/>
-            <w:vAlign w:val="center"/>
-            <w:hideMark/>
-          </w:tcPr>
-          <w:p>
-            <w:proofErr w:type="gramStart"/>
-            <w:r>
-              <w:t>VARCHAR(</w:t>
-            </w:r>
-            <w:proofErr w:type="gramEnd"/>
-            <w:r>
-              <w:t>100)</w:t>
-            </w:r>
-          </w:p>
-        </w:tc>
-        <w:tc>
-          <w:tcPr>
-            <w:tcW w:w="3215" w:type="dxa"/>
-            <w:vAlign w:val="center"/>
-            <w:hideMark/>
-          </w:tcPr>
-          <w:p>
-            <w:r>
-              <w:t>Unique</w:t>
-            </w:r>
-          </w:p>
-        </w:tc>
-      </w:tr>
-      <w:tr>
-        <w:trPr>
-          <w:tblCellSpacing w:w="15" w:type="dxa"/>
-        </w:trPr>
-        <w:tc>
-          <w:tcPr>
-            <w:tcW w:w="1798" w:type="dxa"/>
-            <w:vAlign w:val="center"/>
-            <w:hideMark/>
-          </w:tcPr>
-          <w:p>
-            <w:r>
-              <w:t>role</w:t>
-            </w:r>
-          </w:p>
-        </w:tc>
-        <w:tc>
-          <w:tcPr>
-            <w:tcW w:w="1955" w:type="dxa"/>
-            <w:vAlign w:val="center"/>
-            <w:hideMark/>
-          </w:tcPr>
-          <w:p>
-            <w:proofErr w:type="gramStart"/>
-            <w:r>
-              <w:t>VARCHAR(</w:t>
-            </w:r>
-            <w:proofErr w:type="gramEnd"/>
-            <w:r>
-              <w:t>30)</w:t>
+            <w:proofErr w:type="spellStart"/>
+            <w:proofErr w:type="spellEnd"/>
+            <w:r>
+              <w:t>middle_name</w:t>
+            </w:r>
+          </w:p>
+        </w:tc>
+        <w:tc>
+          <w:tcPr>
+            <w:tcW w:w="1955" w:type="dxa"/>
+            <w:vAlign w:val="center"/>
+            <w:hideMark/>
+          </w:tcPr>
+          <w:p>
+            <w:r>
+              <w:t>VARCHAR(100)</w:t>
+            </w:r>
+          </w:p>
+        </w:tc>
+        <w:tc>
+          <w:tcPr>
+            <w:tcW w:w="3215" w:type="dxa"/>
+            <w:vAlign w:val="center"/>
+            <w:hideMark/>
+          </w:tcPr>
+          <w:p/>
+        </w:tc>
+      </w:tr>
+      <w:tr>
+        <w:trPr>
+          <w:tblCellSpacing w:w="15" w:type="dxa"/>
+        </w:trPr>
+        <w:tc>
+          <w:tcPr>
+            <w:tcW w:w="1798" w:type="dxa"/>
+            <w:vAlign w:val="center"/>
+            <w:hideMark/>
+          </w:tcPr>
+          <w:p>
+            <w:proofErr w:type="spellStart"/>
+            <w:proofErr w:type="spellEnd"/>
+            <w:r>
+              <w:t>last_name</w:t>
+            </w:r>
+          </w:p>
+        </w:tc>
+        <w:tc>
+          <w:tcPr>
+            <w:tcW w:w="1955" w:type="dxa"/>
+            <w:vAlign w:val="center"/>
+            <w:hideMark/>
+          </w:tcPr>
+          <w:p>
+            <w:r>
+              <w:t>VARCHAR(100)</w:t>
             </w:r>
           </w:p>
         </w:tc>
@@ -1337,80 +1198,198 @@
             <w:hideMark/>
           </w:tcPr>
           <w:p>
-            <w:r>
-              <w:t>status</w:t>
-            </w:r>
-          </w:p>
-        </w:tc>
-        <w:tc>
-          <w:tcPr>
-            <w:tcW w:w="1955" w:type="dxa"/>
-            <w:vAlign w:val="center"/>
-            <w:hideMark/>
-          </w:tcPr>
-          <w:p>
-            <w:proofErr w:type="gramStart"/>
-            <w:r>
-              <w:t>VARCHAR(</w:t>
-            </w:r>
-            <w:proofErr w:type="gramEnd"/>
-            <w:r>
-              <w:t>20)</w:t>
-            </w:r>
-          </w:p>
-        </w:tc>
-        <w:tc>
-          <w:tcPr>
-            <w:tcW w:w="3215" w:type="dxa"/>
-            <w:vAlign w:val="center"/>
-            <w:hideMark/>
-          </w:tcPr>
-          <w:p>
-            <w:r>
-              <w:t>Default Active</w:t>
-            </w:r>
-          </w:p>
-        </w:tc>
-      </w:tr>
-      <w:tr>
-        <w:trPr>
-          <w:tblCellSpacing w:w="15" w:type="dxa"/>
-        </w:trPr>
-        <w:tc>
-          <w:tcPr>
-            <w:tcW w:w="1798" w:type="dxa"/>
-            <w:vAlign w:val="center"/>
-            <w:hideMark/>
-          </w:tcPr>
-          <w:p>
-            <w:proofErr w:type="spellStart"/>
-            <w:r>
-              <w:t>created_at</w:t>
-            </w:r>
-            <w:proofErr w:type="spellEnd"/>
-          </w:p>
-        </w:tc>
-        <w:tc>
-          <w:tcPr>
-            <w:tcW w:w="1955" w:type="dxa"/>
-            <w:vAlign w:val="center"/>
-            <w:hideMark/>
-          </w:tcPr>
-          <w:p>
-            <w:r>
-              <w:t>TIMESTAMP</w:t>
-            </w:r>
-          </w:p>
-        </w:tc>
-        <w:tc>
-          <w:tcPr>
-            <w:tcW w:w="3215" w:type="dxa"/>
-            <w:vAlign w:val="center"/>
-            <w:hideMark/>
-          </w:tcPr>
-          <w:p>
-            <w:r>
-              <w:t>Default CURRENT_TIMESTAMP</w:t>
+            <w:proofErr w:type="spellStart"/>
+            <w:proofErr w:type="spellEnd"/>
+            <w:r>
+              <w:t>sex</w:t>
+            </w:r>
+          </w:p>
+        </w:tc>
+        <w:tc>
+          <w:tcPr>
+            <w:tcW w:w="1955" w:type="dxa"/>
+            <w:vAlign w:val="center"/>
+            <w:hideMark/>
+          </w:tcPr>
+          <w:p>
+            <w:r>
+              <w:t>VARCHAR(20)</w:t>
+            </w:r>
+          </w:p>
+        </w:tc>
+        <w:tc>
+          <w:tcPr>
+            <w:tcW w:w="3215" w:type="dxa"/>
+            <w:vAlign w:val="center"/>
+            <w:hideMark/>
+          </w:tcPr>
+          <w:p/>
+        </w:tc>
+      </w:tr>
+      <w:tr>
+        <w:trPr>
+          <w:tblCellSpacing w:w="15" w:type="dxa"/>
+        </w:trPr>
+        <w:tc>
+          <w:tcPr>
+            <w:tcW w:w="1798" w:type="dxa"/>
+            <w:vAlign w:val="center"/>
+            <w:hideMark/>
+          </w:tcPr>
+          <w:p>
+            <w:proofErr w:type="spellStart"/>
+            <w:proofErr w:type="spellEnd"/>
+            <w:r>
+              <w:t>birth_date</w:t>
+            </w:r>
+          </w:p>
+        </w:tc>
+        <w:tc>
+          <w:tcPr>
+            <w:tcW w:w="1955" w:type="dxa"/>
+            <w:vAlign w:val="center"/>
+            <w:hideMark/>
+          </w:tcPr>
+          <w:p>
+            <w:r>
+              <w:t>DATE</w:t>
+            </w:r>
+          </w:p>
+        </w:tc>
+        <w:tc>
+          <w:tcPr>
+            <w:tcW w:w="3215" w:type="dxa"/>
+            <w:vAlign w:val="center"/>
+            <w:hideMark/>
+          </w:tcPr>
+          <w:p/>
+        </w:tc>
+      </w:tr>
+      <w:tr>
+        <w:trPr>
+          <w:tblCellSpacing w:w="15" w:type="dxa"/>
+        </w:trPr>
+        <w:tc>
+          <w:tcPr>
+            <w:tcW w:w="1798" w:type="dxa"/>
+            <w:vAlign w:val="center"/>
+            <w:hideMark/>
+          </w:tcPr>
+          <w:p>
+            <w:proofErr w:type="spellStart"/>
+            <w:proofErr w:type="spellEnd"/>
+            <w:r>
+              <w:t>grade_level</w:t>
+            </w:r>
+          </w:p>
+        </w:tc>
+        <w:tc>
+          <w:tcPr>
+            <w:tcW w:w="1955" w:type="dxa"/>
+            <w:vAlign w:val="center"/>
+            <w:hideMark/>
+          </w:tcPr>
+          <w:p>
+            <w:r>
+              <w:t>VARCHAR(20)</w:t>
+            </w:r>
+          </w:p>
+        </w:tc>
+        <w:tc>
+          <w:tcPr>
+            <w:tcW w:w="3215" w:type="dxa"/>
+            <w:vAlign w:val="center"/>
+            <w:hideMark/>
+          </w:tcPr>
+          <w:p>
+            <w:r>
+              <w:t>Not Null</w:t>
+            </w:r>
+          </w:p>
+        </w:tc>
+      </w:tr>
+      <w:tr>
+        <w:trPr>
+          <w:tblCellSpacing w:w="15" w:type="dxa"/>
+        </w:trPr>
+        <w:tc>
+          <w:tcPr>
+            <w:tcW w:w="1798" w:type="dxa"/>
+            <w:vAlign w:val="center"/>
+            <w:hideMark/>
+          </w:tcPr>
+          <w:p>
+            <w:proofErr w:type="spellStart"/>
+            <w:proofErr w:type="spellEnd"/>
+            <w:r>
+              <w:t>section_id</w:t>
+            </w:r>
+          </w:p>
+        </w:tc>
+        <w:tc>
+          <w:tcPr>
+            <w:tcW w:w="1955" w:type="dxa"/>
+            <w:vAlign w:val="center"/>
+            <w:hideMark/>
+          </w:tcPr>
+          <w:p>
+            <w:r>
+              <w:t>INTEGER</w:t>
+            </w:r>
+          </w:p>
+        </w:tc>
+        <w:tc>
+          <w:tcPr>
+            <w:tcW w:w="3215" w:type="dxa"/>
+            <w:vAlign w:val="center"/>
+            <w:hideMark/>
+          </w:tcPr>
+          <w:p>
+            <w:r>
+              <w:t>FK -&gt; sections(section_id)</w:t>
+            </w:r>
+          </w:p>
+        </w:tc>
+      </w:tr>
+      <w:tr>
+        <w:trPr>
+          <w:tblCellSpacing w:w="15" w:type="dxa"/>
+        </w:trPr>
+        <w:tc>
+          <w:tcPr>
+            <w:tcW w:w="1798" w:type="dxa"/>
+            <w:vAlign w:val="center"/>
+            <w:hideMark/>
+          </w:tcPr>
+          <w:p>
+            <w:proofErr w:type="spellStart"/>
+            <w:proofErr w:type="spellEnd"/>
+            <w:r>
+              <w:t>school_year_id</w:t>
+            </w:r>
+          </w:p>
+        </w:tc>
+        <w:tc>
+          <w:tcPr>
+            <w:tcW w:w="1955" w:type="dxa"/>
+            <w:vAlign w:val="center"/>
+            <w:hideMark/>
+          </w:tcPr>
+          <w:p>
+            <w:r>
+              <w:t>INTEGER</w:t>
+            </w:r>
+          </w:p>
+        </w:tc>
+        <w:tc>
+          <w:tcPr>
+            <w:tcW w:w="3215" w:type="dxa"/>
+            <w:vAlign w:val="center"/>
+            <w:hideMark/>
+          </w:tcPr>
+          <w:p>
+            <w:r>
+              <w:t>FK -&gt; school_years(school_year_id)</w:t>
             </w:r>
           </w:p>
         </w:tc>
@@ -1448,7 +1427,7 @@
     </w:p>
     <w:tbl>
       <w:tblPr>
-        <w:tblpPr w:leftFromText="180" w:rightFromText="180" w:vertAnchor="text" w:horzAnchor="margin" w:tblpXSpec="center" w:tblpY="116"/>
+        <w:tblpPr w:leftFromText="180" w:rightFromText="180" w:vertAnchor="text" w:horzAnchor="page" w:tblpX="2125" w:tblpY="44"/>
         <w:tblW w:w="0" w:type="auto"/>
         <w:tblCellSpacing w:w="15" w:type="dxa"/>
         <w:tblCellMar>
@@ -1557,10 +1536,10 @@
           </w:tcPr>
           <w:p>
             <w:proofErr w:type="spellStart"/>
-            <w:r>
-              <w:t>user_id</w:t>
-            </w:r>
-            <w:proofErr w:type="spellEnd"/>
+            <w:proofErr w:type="spellEnd"/>
+            <w:r>
+              <w:t>subject_id</w:t>
+            </w:r>
           </w:p>
         </w:tc>
         <w:tc>
@@ -1599,73 +1578,22 @@
             <w:hideMark/>
           </w:tcPr>
           <w:p>
-            <w:r>
-              <w:t>username</w:t>
-            </w:r>
-          </w:p>
-        </w:tc>
-        <w:tc>
-          <w:tcPr>
-            <w:tcW w:w="1955" w:type="dxa"/>
-            <w:vAlign w:val="center"/>
-            <w:hideMark/>
-          </w:tcPr>
-          <w:p>
-            <w:proofErr w:type="gramStart"/>
-            <w:r>
-              <w:t>VARCHAR(</w:t>
-            </w:r>
-            <w:proofErr w:type="gramEnd"/>
-            <w:r>
-              <w:t>50)</w:t>
-            </w:r>
-          </w:p>
-        </w:tc>
-        <w:tc>
-          <w:tcPr>
-            <w:tcW w:w="3215" w:type="dxa"/>
-            <w:vAlign w:val="center"/>
-            <w:hideMark/>
-          </w:tcPr>
-          <w:p>
-            <w:r>
-              <w:t>Unique</w:t>
-            </w:r>
-          </w:p>
-        </w:tc>
-      </w:tr>
-      <w:tr>
-        <w:trPr>
-          <w:tblCellSpacing w:w="15" w:type="dxa"/>
-        </w:trPr>
-        <w:tc>
-          <w:tcPr>
-            <w:tcW w:w="1798" w:type="dxa"/>
-            <w:vAlign w:val="center"/>
-            <w:hideMark/>
-          </w:tcPr>
-          <w:p>
-            <w:proofErr w:type="spellStart"/>
-            <w:r>
-              <w:t>password_hash</w:t>
-            </w:r>
-            <w:proofErr w:type="spellEnd"/>
-          </w:p>
-        </w:tc>
-        <w:tc>
-          <w:tcPr>
-            <w:tcW w:w="1955" w:type="dxa"/>
-            <w:vAlign w:val="center"/>
-            <w:hideMark/>
-          </w:tcPr>
-          <w:p>
-            <w:proofErr w:type="gramStart"/>
-            <w:r>
-              <w:t>VARCHAR(</w:t>
-            </w:r>
-            <w:proofErr w:type="gramEnd"/>
-            <w:r>
-              <w:t>255)</w:t>
+            <w:proofErr w:type="spellStart"/>
+            <w:proofErr w:type="spellEnd"/>
+            <w:r>
+              <w:t>subject_name</w:t>
+            </w:r>
+          </w:p>
+        </w:tc>
+        <w:tc>
+          <w:tcPr>
+            <w:tcW w:w="1955" w:type="dxa"/>
+            <w:vAlign w:val="center"/>
+            <w:hideMark/>
+          </w:tcPr>
+          <w:p>
+            <w:r>
+              <w:t>VARCHAR(100)</w:t>
             </w:r>
           </w:p>
         </w:tc>
@@ -1693,71 +1621,22 @@
             <w:hideMark/>
           </w:tcPr>
           <w:p>
-            <w:r>
-              <w:t>email</w:t>
-            </w:r>
-          </w:p>
-        </w:tc>
-        <w:tc>
-          <w:tcPr>
-            <w:tcW w:w="1955" w:type="dxa"/>
-            <w:vAlign w:val="center"/>
-            <w:hideMark/>
-          </w:tcPr>
-          <w:p>
-            <w:proofErr w:type="gramStart"/>
-            <w:r>
-              <w:t>VARCHAR(</w:t>
-            </w:r>
-            <w:proofErr w:type="gramEnd"/>
-            <w:r>
-              <w:t>100)</w:t>
-            </w:r>
-          </w:p>
-        </w:tc>
-        <w:tc>
-          <w:tcPr>
-            <w:tcW w:w="3215" w:type="dxa"/>
-            <w:vAlign w:val="center"/>
-            <w:hideMark/>
-          </w:tcPr>
-          <w:p>
-            <w:r>
-              <w:t>Unique</w:t>
-            </w:r>
-          </w:p>
-        </w:tc>
-      </w:tr>
-      <w:tr>
-        <w:trPr>
-          <w:tblCellSpacing w:w="15" w:type="dxa"/>
-        </w:trPr>
-        <w:tc>
-          <w:tcPr>
-            <w:tcW w:w="1798" w:type="dxa"/>
-            <w:vAlign w:val="center"/>
-            <w:hideMark/>
-          </w:tcPr>
-          <w:p>
-            <w:r>
-              <w:t>role</w:t>
-            </w:r>
-          </w:p>
-        </w:tc>
-        <w:tc>
-          <w:tcPr>
-            <w:tcW w:w="1955" w:type="dxa"/>
-            <w:vAlign w:val="center"/>
-            <w:hideMark/>
-          </w:tcPr>
-          <w:p>
-            <w:proofErr w:type="gramStart"/>
-            <w:r>
-              <w:t>VARCHAR(</w:t>
-            </w:r>
-            <w:proofErr w:type="gramEnd"/>
-            <w:r>
-              <w:t>30)</w:t>
+            <w:proofErr w:type="spellStart"/>
+            <w:proofErr w:type="spellEnd"/>
+            <w:r>
+              <w:t>grade_level</w:t>
+            </w:r>
+          </w:p>
+        </w:tc>
+        <w:tc>
+          <w:tcPr>
+            <w:tcW w:w="1955" w:type="dxa"/>
+            <w:vAlign w:val="center"/>
+            <w:hideMark/>
+          </w:tcPr>
+          <w:p>
+            <w:r>
+              <w:t>VARCHAR(20)</w:t>
             </w:r>
           </w:p>
         </w:tc>
@@ -1770,95 +1649,6 @@
           <w:p>
             <w:r>
               <w:t>Not Null</w:t>
-            </w:r>
-          </w:p>
-        </w:tc>
-      </w:tr>
-      <w:tr>
-        <w:trPr>
-          <w:tblCellSpacing w:w="15" w:type="dxa"/>
-        </w:trPr>
-        <w:tc>
-          <w:tcPr>
-            <w:tcW w:w="1798" w:type="dxa"/>
-            <w:vAlign w:val="center"/>
-            <w:hideMark/>
-          </w:tcPr>
-          <w:p>
-            <w:r>
-              <w:t>status</w:t>
-            </w:r>
-          </w:p>
-        </w:tc>
-        <w:tc>
-          <w:tcPr>
-            <w:tcW w:w="1955" w:type="dxa"/>
-            <w:vAlign w:val="center"/>
-            <w:hideMark/>
-          </w:tcPr>
-          <w:p>
-            <w:proofErr w:type="gramStart"/>
-            <w:r>
-              <w:t>VARCHAR(</w:t>
-            </w:r>
-            <w:proofErr w:type="gramEnd"/>
-            <w:r>
-              <w:t>20)</w:t>
-            </w:r>
-          </w:p>
-        </w:tc>
-        <w:tc>
-          <w:tcPr>
-            <w:tcW w:w="3215" w:type="dxa"/>
-            <w:vAlign w:val="center"/>
-            <w:hideMark/>
-          </w:tcPr>
-          <w:p>
-            <w:r>
-              <w:t>Default Active</w:t>
-            </w:r>
-          </w:p>
-        </w:tc>
-      </w:tr>
-      <w:tr>
-        <w:trPr>
-          <w:tblCellSpacing w:w="15" w:type="dxa"/>
-        </w:trPr>
-        <w:tc>
-          <w:tcPr>
-            <w:tcW w:w="1798" w:type="dxa"/>
-            <w:vAlign w:val="center"/>
-            <w:hideMark/>
-          </w:tcPr>
-          <w:p>
-            <w:proofErr w:type="spellStart"/>
-            <w:r>
-              <w:t>created_at</w:t>
-            </w:r>
-            <w:proofErr w:type="spellEnd"/>
-          </w:p>
-        </w:tc>
-        <w:tc>
-          <w:tcPr>
-            <w:tcW w:w="1955" w:type="dxa"/>
-            <w:vAlign w:val="center"/>
-            <w:hideMark/>
-          </w:tcPr>
-          <w:p>
-            <w:r>
-              <w:t>TIMESTAMP</w:t>
-            </w:r>
-          </w:p>
-        </w:tc>
-        <w:tc>
-          <w:tcPr>
-            <w:tcW w:w="3215" w:type="dxa"/>
-            <w:vAlign w:val="center"/>
-            <w:hideMark/>
-          </w:tcPr>
-          <w:p>
-            <w:r>
-              <w:t>Default CURRENT_TIMESTAMP</w:t>
             </w:r>
           </w:p>
         </w:tc>
@@ -1904,19 +1694,9 @@
       <w:proofErr w:type="spellEnd"/>
       <w:proofErr w:type="gramEnd"/>
     </w:p>
-    <w:p>
-      <w:pPr>
-        <w:pStyle w:val="ListParagraph"/>
-        <w:ind w:left="360"/>
-        <w:rPr>
-          <w:b/>
-          <w:bCs/>
-        </w:rPr>
-      </w:pPr>
-    </w:p>
     <w:tbl>
       <w:tblPr>
-        <w:tblpPr w:leftFromText="180" w:rightFromText="180" w:vertAnchor="text" w:horzAnchor="page" w:tblpX="2269" w:tblpY="344"/>
+        <w:tblpPr w:leftFromText="180" w:rightFromText="180" w:vertAnchor="text" w:horzAnchor="page" w:tblpX="2125" w:tblpY="44"/>
         <w:tblW w:w="0" w:type="auto"/>
         <w:tblCellSpacing w:w="15" w:type="dxa"/>
         <w:tblCellMar>
@@ -2025,10 +1805,10 @@
           </w:tcPr>
           <w:p>
             <w:proofErr w:type="spellStart"/>
-            <w:r>
-              <w:t>user_id</w:t>
-            </w:r>
-            <w:proofErr w:type="spellEnd"/>
+            <w:proofErr w:type="spellEnd"/>
+            <w:r>
+              <w:t>school_year_id</w:t>
+            </w:r>
           </w:p>
         </w:tc>
         <w:tc>
@@ -2067,193 +1847,51 @@
             <w:hideMark/>
           </w:tcPr>
           <w:p>
-            <w:r>
-              <w:t>username</w:t>
-            </w:r>
-          </w:p>
-        </w:tc>
-        <w:tc>
-          <w:tcPr>
-            <w:tcW w:w="1955" w:type="dxa"/>
-            <w:vAlign w:val="center"/>
-            <w:hideMark/>
-          </w:tcPr>
-          <w:p>
-            <w:proofErr w:type="gramStart"/>
-            <w:r>
-              <w:t>VARCHAR(</w:t>
-            </w:r>
-            <w:proofErr w:type="gramEnd"/>
-            <w:r>
-              <w:t>50)</w:t>
-            </w:r>
-          </w:p>
-        </w:tc>
-        <w:tc>
-          <w:tcPr>
-            <w:tcW w:w="3215" w:type="dxa"/>
-            <w:vAlign w:val="center"/>
-            <w:hideMark/>
-          </w:tcPr>
-          <w:p>
-            <w:r>
-              <w:t>Unique</w:t>
-            </w:r>
-          </w:p>
-        </w:tc>
-      </w:tr>
-      <w:tr>
-        <w:trPr>
-          <w:tblCellSpacing w:w="15" w:type="dxa"/>
-        </w:trPr>
-        <w:tc>
-          <w:tcPr>
-            <w:tcW w:w="1798" w:type="dxa"/>
-            <w:vAlign w:val="center"/>
-            <w:hideMark/>
-          </w:tcPr>
-          <w:p>
-            <w:proofErr w:type="spellStart"/>
-            <w:r>
-              <w:lastRenderedPageBreak/>
-              <w:t>password_hash</w:t>
-            </w:r>
-            <w:proofErr w:type="spellEnd"/>
-          </w:p>
-        </w:tc>
-        <w:tc>
-          <w:tcPr>
-            <w:tcW w:w="1955" w:type="dxa"/>
-            <w:vAlign w:val="center"/>
-            <w:hideMark/>
-          </w:tcPr>
-          <w:p>
-            <w:proofErr w:type="gramStart"/>
-            <w:r>
-              <w:t>VARCHAR(</w:t>
-            </w:r>
-            <w:proofErr w:type="gramEnd"/>
-            <w:r>
-              <w:t>255)</w:t>
-            </w:r>
-          </w:p>
-        </w:tc>
-        <w:tc>
-          <w:tcPr>
-            <w:tcW w:w="3215" w:type="dxa"/>
-            <w:vAlign w:val="center"/>
-            <w:hideMark/>
-          </w:tcPr>
-          <w:p>
-            <w:r>
-              <w:t>Not Null</w:t>
-            </w:r>
-          </w:p>
-        </w:tc>
-      </w:tr>
-      <w:tr>
-        <w:trPr>
-          <w:tblCellSpacing w:w="15" w:type="dxa"/>
-        </w:trPr>
-        <w:tc>
-          <w:tcPr>
-            <w:tcW w:w="1798" w:type="dxa"/>
-            <w:vAlign w:val="center"/>
-            <w:hideMark/>
-          </w:tcPr>
-          <w:p>
-            <w:r>
-              <w:t>email</w:t>
-            </w:r>
-          </w:p>
-        </w:tc>
-        <w:tc>
-          <w:tcPr>
-            <w:tcW w:w="1955" w:type="dxa"/>
-            <w:vAlign w:val="center"/>
-            <w:hideMark/>
-          </w:tcPr>
-          <w:p>
-            <w:proofErr w:type="gramStart"/>
-            <w:r>
-              <w:t>VARCHAR(</w:t>
-            </w:r>
-            <w:proofErr w:type="gramEnd"/>
-            <w:r>
-              <w:t>100)</w:t>
-            </w:r>
-          </w:p>
-        </w:tc>
-        <w:tc>
-          <w:tcPr>
-            <w:tcW w:w="3215" w:type="dxa"/>
-            <w:vAlign w:val="center"/>
-            <w:hideMark/>
-          </w:tcPr>
-          <w:p>
-            <w:r>
-              <w:t>Unique</w:t>
-            </w:r>
-          </w:p>
-        </w:tc>
-      </w:tr>
-      <w:tr>
-        <w:trPr>
-          <w:tblCellSpacing w:w="15" w:type="dxa"/>
-        </w:trPr>
-        <w:tc>
-          <w:tcPr>
-            <w:tcW w:w="1798" w:type="dxa"/>
-            <w:vAlign w:val="center"/>
-            <w:hideMark/>
-          </w:tcPr>
-          <w:p>
-            <w:r>
-              <w:t>role</w:t>
-            </w:r>
-          </w:p>
-        </w:tc>
-        <w:tc>
-          <w:tcPr>
-            <w:tcW w:w="1955" w:type="dxa"/>
-            <w:vAlign w:val="center"/>
-            <w:hideMark/>
-          </w:tcPr>
-          <w:p>
-            <w:proofErr w:type="gramStart"/>
-            <w:r>
-              <w:t>VARCHAR(</w:t>
-            </w:r>
-            <w:proofErr w:type="gramEnd"/>
-            <w:r>
-              <w:t>30)</w:t>
-            </w:r>
-          </w:p>
-        </w:tc>
-        <w:tc>
-          <w:tcPr>
-            <w:tcW w:w="3215" w:type="dxa"/>
-            <w:vAlign w:val="center"/>
-            <w:hideMark/>
-          </w:tcPr>
-          <w:p>
-            <w:r>
-              <w:t>Not Null</w:t>
-            </w:r>
-          </w:p>
-        </w:tc>
-      </w:tr>
-      <w:tr>
-        <w:trPr>
-          <w:tblCellSpacing w:w="15" w:type="dxa"/>
-        </w:trPr>
-        <w:tc>
-          <w:tcPr>
-            <w:tcW w:w="1798" w:type="dxa"/>
-            <w:vAlign w:val="center"/>
-            <w:hideMark/>
-          </w:tcPr>
-          <w:p>
+            <w:proofErr w:type="spellStart"/>
+            <w:proofErr w:type="spellEnd"/>
+            <w:r>
+              <w:t>school_year</w:t>
+            </w:r>
+          </w:p>
+        </w:tc>
+        <w:tc>
+          <w:tcPr>
+            <w:tcW w:w="1955" w:type="dxa"/>
+            <w:vAlign w:val="center"/>
+            <w:hideMark/>
+          </w:tcPr>
+          <w:p>
+            <w:r>
+              <w:t>VARCHAR(20)</w:t>
+            </w:r>
+          </w:p>
+        </w:tc>
+        <w:tc>
+          <w:tcPr>
+            <w:tcW w:w="3215" w:type="dxa"/>
+            <w:vAlign w:val="center"/>
+            <w:hideMark/>
+          </w:tcPr>
+          <w:p>
+            <w:r>
+              <w:t>Unique, Not Null</w:t>
+            </w:r>
+          </w:p>
+        </w:tc>
+      </w:tr>
+      <w:tr>
+        <w:trPr>
+          <w:tblCellSpacing w:w="15" w:type="dxa"/>
+        </w:trPr>
+        <w:tc>
+          <w:tcPr>
+            <w:tcW w:w="1798" w:type="dxa"/>
+            <w:vAlign w:val="center"/>
+            <w:hideMark/>
+          </w:tcPr>
+          <w:p>
+            <w:proofErr w:type="spellStart"/>
+            <w:proofErr w:type="spellEnd"/>
             <w:r>
               <w:t>status</w:t>
             </w:r>
@@ -2266,73 +1904,35 @@
             <w:hideMark/>
           </w:tcPr>
           <w:p>
-            <w:proofErr w:type="gramStart"/>
-            <w:r>
-              <w:t>VARCHAR(</w:t>
-            </w:r>
-            <w:proofErr w:type="gramEnd"/>
-            <w:r>
-              <w:t>20)</w:t>
-            </w:r>
-          </w:p>
-        </w:tc>
-        <w:tc>
-          <w:tcPr>
-            <w:tcW w:w="3215" w:type="dxa"/>
-            <w:vAlign w:val="center"/>
-            <w:hideMark/>
-          </w:tcPr>
-          <w:p>
-            <w:r>
-              <w:t>Default Active</w:t>
-            </w:r>
-          </w:p>
-        </w:tc>
-      </w:tr>
-      <w:tr>
-        <w:trPr>
-          <w:tblCellSpacing w:w="15" w:type="dxa"/>
-        </w:trPr>
-        <w:tc>
-          <w:tcPr>
-            <w:tcW w:w="1798" w:type="dxa"/>
-            <w:vAlign w:val="center"/>
-            <w:hideMark/>
-          </w:tcPr>
-          <w:p>
-            <w:proofErr w:type="spellStart"/>
-            <w:r>
-              <w:t>created_at</w:t>
-            </w:r>
-            <w:proofErr w:type="spellEnd"/>
-          </w:p>
-        </w:tc>
-        <w:tc>
-          <w:tcPr>
-            <w:tcW w:w="1955" w:type="dxa"/>
-            <w:vAlign w:val="center"/>
-            <w:hideMark/>
-          </w:tcPr>
-          <w:p>
-            <w:r>
-              <w:t>TIMESTAMP</w:t>
-            </w:r>
-          </w:p>
-        </w:tc>
-        <w:tc>
-          <w:tcPr>
-            <w:tcW w:w="3215" w:type="dxa"/>
-            <w:vAlign w:val="center"/>
-            <w:hideMark/>
-          </w:tcPr>
-          <w:p>
-            <w:r>
-              <w:t>Default CURRENT_TIMESTAMP</w:t>
+            <w:r>
+              <w:t>VARCHAR(20)</w:t>
+            </w:r>
+          </w:p>
+        </w:tc>
+        <w:tc>
+          <w:tcPr>
+            <w:tcW w:w="3215" w:type="dxa"/>
+            <w:vAlign w:val="center"/>
+            <w:hideMark/>
+          </w:tcPr>
+          <w:p>
+            <w:r>
+              <w:t>Default 'Active'</w:t>
             </w:r>
           </w:p>
         </w:tc>
       </w:tr>
     </w:tbl>
+    <w:p>
+      <w:pPr>
+        <w:pStyle w:val="ListParagraph"/>
+        <w:ind w:left="360"/>
+        <w:rPr>
+          <w:b/>
+          <w:bCs/>
+        </w:rPr>
+      </w:pPr>
+    </w:p>
     <w:p>
       <w:pPr>
         <w:pStyle w:val="ListParagraph"/>
@@ -2363,19 +1963,9 @@
         <w:t>Section</w:t>
       </w:r>
     </w:p>
-    <w:p>
-      <w:pPr>
-        <w:pStyle w:val="ListParagraph"/>
-        <w:ind w:left="360"/>
-        <w:rPr>
-          <w:b/>
-          <w:bCs/>
-        </w:rPr>
-      </w:pPr>
-    </w:p>
     <w:tbl>
       <w:tblPr>
-        <w:tblpPr w:leftFromText="180" w:rightFromText="180" w:vertAnchor="text" w:horzAnchor="page" w:tblpX="2269" w:tblpY="344"/>
+        <w:tblpPr w:leftFromText="180" w:rightFromText="180" w:vertAnchor="text" w:horzAnchor="page" w:tblpX="2125" w:tblpY="44"/>
         <w:tblW w:w="0" w:type="auto"/>
         <w:tblCellSpacing w:w="15" w:type="dxa"/>
         <w:tblCellMar>
@@ -2484,10 +2074,10 @@
           </w:tcPr>
           <w:p>
             <w:proofErr w:type="spellStart"/>
-            <w:r>
-              <w:t>user_id</w:t>
-            </w:r>
-            <w:proofErr w:type="spellEnd"/>
+            <w:proofErr w:type="spellEnd"/>
+            <w:r>
+              <w:t>section_id</w:t>
+            </w:r>
           </w:p>
         </w:tc>
         <w:tc>
@@ -2526,73 +2116,22 @@
             <w:hideMark/>
           </w:tcPr>
           <w:p>
-            <w:r>
-              <w:t>username</w:t>
-            </w:r>
-          </w:p>
-        </w:tc>
-        <w:tc>
-          <w:tcPr>
-            <w:tcW w:w="1955" w:type="dxa"/>
-            <w:vAlign w:val="center"/>
-            <w:hideMark/>
-          </w:tcPr>
-          <w:p>
-            <w:proofErr w:type="gramStart"/>
-            <w:r>
-              <w:t>VARCHAR(</w:t>
-            </w:r>
-            <w:proofErr w:type="gramEnd"/>
-            <w:r>
-              <w:t>50)</w:t>
-            </w:r>
-          </w:p>
-        </w:tc>
-        <w:tc>
-          <w:tcPr>
-            <w:tcW w:w="3215" w:type="dxa"/>
-            <w:vAlign w:val="center"/>
-            <w:hideMark/>
-          </w:tcPr>
-          <w:p>
-            <w:r>
-              <w:t>Unique</w:t>
-            </w:r>
-          </w:p>
-        </w:tc>
-      </w:tr>
-      <w:tr>
-        <w:trPr>
-          <w:tblCellSpacing w:w="15" w:type="dxa"/>
-        </w:trPr>
-        <w:tc>
-          <w:tcPr>
-            <w:tcW w:w="1798" w:type="dxa"/>
-            <w:vAlign w:val="center"/>
-            <w:hideMark/>
-          </w:tcPr>
-          <w:p>
-            <w:proofErr w:type="spellStart"/>
-            <w:r>
-              <w:t>password_hash</w:t>
-            </w:r>
-            <w:proofErr w:type="spellEnd"/>
-          </w:p>
-        </w:tc>
-        <w:tc>
-          <w:tcPr>
-            <w:tcW w:w="1955" w:type="dxa"/>
-            <w:vAlign w:val="center"/>
-            <w:hideMark/>
-          </w:tcPr>
-          <w:p>
-            <w:proofErr w:type="gramStart"/>
-            <w:r>
-              <w:t>VARCHAR(</w:t>
-            </w:r>
-            <w:proofErr w:type="gramEnd"/>
-            <w:r>
-              <w:t>255)</w:t>
+            <w:proofErr w:type="spellStart"/>
+            <w:proofErr w:type="spellEnd"/>
+            <w:r>
+              <w:t>section_name</w:t>
+            </w:r>
+          </w:p>
+        </w:tc>
+        <w:tc>
+          <w:tcPr>
+            <w:tcW w:w="1955" w:type="dxa"/>
+            <w:vAlign w:val="center"/>
+            <w:hideMark/>
+          </w:tcPr>
+          <w:p>
+            <w:r>
+              <w:t>VARCHAR(100)</w:t>
             </w:r>
           </w:p>
         </w:tc>
@@ -2620,71 +2159,22 @@
             <w:hideMark/>
           </w:tcPr>
           <w:p>
-            <w:r>
-              <w:t>email</w:t>
-            </w:r>
-          </w:p>
-        </w:tc>
-        <w:tc>
-          <w:tcPr>
-            <w:tcW w:w="1955" w:type="dxa"/>
-            <w:vAlign w:val="center"/>
-            <w:hideMark/>
-          </w:tcPr>
-          <w:p>
-            <w:proofErr w:type="gramStart"/>
-            <w:r>
-              <w:t>VARCHAR(</w:t>
-            </w:r>
-            <w:proofErr w:type="gramEnd"/>
-            <w:r>
-              <w:t>100)</w:t>
-            </w:r>
-          </w:p>
-        </w:tc>
-        <w:tc>
-          <w:tcPr>
-            <w:tcW w:w="3215" w:type="dxa"/>
-            <w:vAlign w:val="center"/>
-            <w:hideMark/>
-          </w:tcPr>
-          <w:p>
-            <w:r>
-              <w:t>Unique</w:t>
-            </w:r>
-          </w:p>
-        </w:tc>
-      </w:tr>
-      <w:tr>
-        <w:trPr>
-          <w:tblCellSpacing w:w="15" w:type="dxa"/>
-        </w:trPr>
-        <w:tc>
-          <w:tcPr>
-            <w:tcW w:w="1798" w:type="dxa"/>
-            <w:vAlign w:val="center"/>
-            <w:hideMark/>
-          </w:tcPr>
-          <w:p>
-            <w:r>
-              <w:t>role</w:t>
-            </w:r>
-          </w:p>
-        </w:tc>
-        <w:tc>
-          <w:tcPr>
-            <w:tcW w:w="1955" w:type="dxa"/>
-            <w:vAlign w:val="center"/>
-            <w:hideMark/>
-          </w:tcPr>
-          <w:p>
-            <w:proofErr w:type="gramStart"/>
-            <w:r>
-              <w:t>VARCHAR(</w:t>
-            </w:r>
-            <w:proofErr w:type="gramEnd"/>
-            <w:r>
-              <w:t>30)</w:t>
+            <w:proofErr w:type="spellStart"/>
+            <w:proofErr w:type="spellEnd"/>
+            <w:r>
+              <w:t>grade_level</w:t>
+            </w:r>
+          </w:p>
+        </w:tc>
+        <w:tc>
+          <w:tcPr>
+            <w:tcW w:w="1955" w:type="dxa"/>
+            <w:vAlign w:val="center"/>
+            <w:hideMark/>
+          </w:tcPr>
+          <w:p>
+            <w:r>
+              <w:t>VARCHAR(20)</w:t>
             </w:r>
           </w:p>
         </w:tc>
@@ -2701,96 +2191,17 @@
           </w:p>
         </w:tc>
       </w:tr>
-      <w:tr>
-        <w:trPr>
-          <w:tblCellSpacing w:w="15" w:type="dxa"/>
-        </w:trPr>
-        <w:tc>
-          <w:tcPr>
-            <w:tcW w:w="1798" w:type="dxa"/>
-            <w:vAlign w:val="center"/>
-            <w:hideMark/>
-          </w:tcPr>
-          <w:p>
-            <w:r>
-              <w:t>status</w:t>
-            </w:r>
-          </w:p>
-        </w:tc>
-        <w:tc>
-          <w:tcPr>
-            <w:tcW w:w="1955" w:type="dxa"/>
-            <w:vAlign w:val="center"/>
-            <w:hideMark/>
-          </w:tcPr>
-          <w:p>
-            <w:proofErr w:type="gramStart"/>
-            <w:r>
-              <w:t>VARCHAR(</w:t>
-            </w:r>
-            <w:proofErr w:type="gramEnd"/>
-            <w:r>
-              <w:t>20)</w:t>
-            </w:r>
-          </w:p>
-        </w:tc>
-        <w:tc>
-          <w:tcPr>
-            <w:tcW w:w="3215" w:type="dxa"/>
-            <w:vAlign w:val="center"/>
-            <w:hideMark/>
-          </w:tcPr>
-          <w:p>
-            <w:r>
-              <w:t>Default Active</w:t>
-            </w:r>
-          </w:p>
-        </w:tc>
-      </w:tr>
-      <w:tr>
-        <w:trPr>
-          <w:tblCellSpacing w:w="15" w:type="dxa"/>
-        </w:trPr>
-        <w:tc>
-          <w:tcPr>
-            <w:tcW w:w="1798" w:type="dxa"/>
-            <w:vAlign w:val="center"/>
-            <w:hideMark/>
-          </w:tcPr>
-          <w:p>
-            <w:proofErr w:type="spellStart"/>
-            <w:r>
-              <w:t>created_at</w:t>
-            </w:r>
-            <w:proofErr w:type="spellEnd"/>
-          </w:p>
-        </w:tc>
-        <w:tc>
-          <w:tcPr>
-            <w:tcW w:w="1955" w:type="dxa"/>
-            <w:vAlign w:val="center"/>
-            <w:hideMark/>
-          </w:tcPr>
-          <w:p>
-            <w:r>
-              <w:t>TIMESTAMP</w:t>
-            </w:r>
-          </w:p>
-        </w:tc>
-        <w:tc>
-          <w:tcPr>
-            <w:tcW w:w="3215" w:type="dxa"/>
-            <w:vAlign w:val="center"/>
-            <w:hideMark/>
-          </w:tcPr>
-          <w:p>
-            <w:r>
-              <w:t>Default CURRENT_TIMESTAMP</w:t>
-            </w:r>
-          </w:p>
-        </w:tc>
-      </w:tr>
     </w:tbl>
+    <w:p>
+      <w:pPr>
+        <w:pStyle w:val="ListParagraph"/>
+        <w:ind w:left="360"/>
+        <w:rPr>
+          <w:b/>
+          <w:bCs/>
+        </w:rPr>
+      </w:pPr>
+    </w:p>
     <w:p>
       <w:pPr>
         <w:pStyle w:val="ListParagraph"/>
@@ -2823,19 +2234,9 @@
       </w:r>
       <w:proofErr w:type="spellEnd"/>
     </w:p>
-    <w:p>
-      <w:pPr>
-        <w:pStyle w:val="ListParagraph"/>
-        <w:ind w:left="360"/>
-        <w:rPr>
-          <w:b/>
-          <w:bCs/>
-        </w:rPr>
-      </w:pPr>
-    </w:p>
     <w:tbl>
       <w:tblPr>
-        <w:tblpPr w:leftFromText="180" w:rightFromText="180" w:vertAnchor="text" w:horzAnchor="page" w:tblpX="2269" w:tblpY="344"/>
+        <w:tblpPr w:leftFromText="180" w:rightFromText="180" w:vertAnchor="text" w:horzAnchor="page" w:tblpX="2125" w:tblpY="44"/>
         <w:tblW w:w="0" w:type="auto"/>
         <w:tblCellSpacing w:w="15" w:type="dxa"/>
         <w:tblCellMar>
@@ -2944,10 +2345,10 @@
           </w:tcPr>
           <w:p>
             <w:proofErr w:type="spellStart"/>
-            <w:r>
-              <w:t>user_id</w:t>
-            </w:r>
-            <w:proofErr w:type="spellEnd"/>
+            <w:proofErr w:type="spellEnd"/>
+            <w:r>
+              <w:t>class_record_id</w:t>
+            </w:r>
           </w:p>
         </w:tc>
         <w:tc>
@@ -2986,73 +2387,194 @@
             <w:hideMark/>
           </w:tcPr>
           <w:p>
-            <w:r>
-              <w:t>username</w:t>
-            </w:r>
-          </w:p>
-        </w:tc>
-        <w:tc>
-          <w:tcPr>
-            <w:tcW w:w="1955" w:type="dxa"/>
-            <w:vAlign w:val="center"/>
-            <w:hideMark/>
-          </w:tcPr>
-          <w:p>
-            <w:proofErr w:type="gramStart"/>
-            <w:r>
-              <w:t>VARCHAR(</w:t>
-            </w:r>
-            <w:proofErr w:type="gramEnd"/>
-            <w:r>
-              <w:t>50)</w:t>
-            </w:r>
-          </w:p>
-        </w:tc>
-        <w:tc>
-          <w:tcPr>
-            <w:tcW w:w="3215" w:type="dxa"/>
-            <w:vAlign w:val="center"/>
-            <w:hideMark/>
-          </w:tcPr>
-          <w:p>
-            <w:r>
-              <w:t>Unique</w:t>
-            </w:r>
-          </w:p>
-        </w:tc>
-      </w:tr>
-      <w:tr>
-        <w:trPr>
-          <w:tblCellSpacing w:w="15" w:type="dxa"/>
-        </w:trPr>
-        <w:tc>
-          <w:tcPr>
-            <w:tcW w:w="1798" w:type="dxa"/>
-            <w:vAlign w:val="center"/>
-            <w:hideMark/>
-          </w:tcPr>
-          <w:p>
-            <w:proofErr w:type="spellStart"/>
-            <w:r>
-              <w:t>password_hash</w:t>
-            </w:r>
-            <w:proofErr w:type="spellEnd"/>
-          </w:p>
-        </w:tc>
-        <w:tc>
-          <w:tcPr>
-            <w:tcW w:w="1955" w:type="dxa"/>
-            <w:vAlign w:val="center"/>
-            <w:hideMark/>
-          </w:tcPr>
-          <w:p>
-            <w:proofErr w:type="gramStart"/>
-            <w:r>
-              <w:t>VARCHAR(</w:t>
-            </w:r>
-            <w:proofErr w:type="gramEnd"/>
-            <w:r>
-              <w:t>255)</w:t>
+            <w:proofErr w:type="spellStart"/>
+            <w:proofErr w:type="spellEnd"/>
+            <w:r>
+              <w:t>teacher_id</w:t>
+            </w:r>
+          </w:p>
+        </w:tc>
+        <w:tc>
+          <w:tcPr>
+            <w:tcW w:w="1955" w:type="dxa"/>
+            <w:vAlign w:val="center"/>
+            <w:hideMark/>
+          </w:tcPr>
+          <w:p>
+            <w:r>
+              <w:t>INTEGER</w:t>
+            </w:r>
+          </w:p>
+        </w:tc>
+        <w:tc>
+          <w:tcPr>
+            <w:tcW w:w="3215" w:type="dxa"/>
+            <w:vAlign w:val="center"/>
+            <w:hideMark/>
+          </w:tcPr>
+          <w:p>
+            <w:r>
+              <w:t>Not Null, FK -&gt; teachers(teacher_id)</w:t>
+            </w:r>
+          </w:p>
+        </w:tc>
+      </w:tr>
+      <w:tr>
+        <w:trPr>
+          <w:tblCellSpacing w:w="15" w:type="dxa"/>
+        </w:trPr>
+        <w:tc>
+          <w:tcPr>
+            <w:tcW w:w="1798" w:type="dxa"/>
+            <w:vAlign w:val="center"/>
+            <w:hideMark/>
+          </w:tcPr>
+          <w:p>
+            <w:proofErr w:type="spellStart"/>
+            <w:proofErr w:type="spellEnd"/>
+            <w:r>
+              <w:t>subject_id</w:t>
+            </w:r>
+          </w:p>
+        </w:tc>
+        <w:tc>
+          <w:tcPr>
+            <w:tcW w:w="1955" w:type="dxa"/>
+            <w:vAlign w:val="center"/>
+            <w:hideMark/>
+          </w:tcPr>
+          <w:p>
+            <w:r>
+              <w:t>INTEGER</w:t>
+            </w:r>
+          </w:p>
+        </w:tc>
+        <w:tc>
+          <w:tcPr>
+            <w:tcW w:w="3215" w:type="dxa"/>
+            <w:vAlign w:val="center"/>
+            <w:hideMark/>
+          </w:tcPr>
+          <w:p>
+            <w:r>
+              <w:t>Not Null, FK -&gt; subjects(subject_id)</w:t>
+            </w:r>
+          </w:p>
+        </w:tc>
+      </w:tr>
+      <w:tr>
+        <w:trPr>
+          <w:tblCellSpacing w:w="15" w:type="dxa"/>
+        </w:trPr>
+        <w:tc>
+          <w:tcPr>
+            <w:tcW w:w="1798" w:type="dxa"/>
+            <w:vAlign w:val="center"/>
+            <w:hideMark/>
+          </w:tcPr>
+          <w:p>
+            <w:proofErr w:type="spellStart"/>
+            <w:proofErr w:type="spellEnd"/>
+            <w:r>
+              <w:t>school_year_id</w:t>
+            </w:r>
+          </w:p>
+        </w:tc>
+        <w:tc>
+          <w:tcPr>
+            <w:tcW w:w="1955" w:type="dxa"/>
+            <w:vAlign w:val="center"/>
+            <w:hideMark/>
+          </w:tcPr>
+          <w:p>
+            <w:r>
+              <w:t>INTEGER</w:t>
+            </w:r>
+          </w:p>
+        </w:tc>
+        <w:tc>
+          <w:tcPr>
+            <w:tcW w:w="3215" w:type="dxa"/>
+            <w:vAlign w:val="center"/>
+            <w:hideMark/>
+          </w:tcPr>
+          <w:p>
+            <w:r>
+              <w:t>Not Null, FK -&gt; school_years(school_year_id)</w:t>
+            </w:r>
+          </w:p>
+        </w:tc>
+      </w:tr>
+      <w:tr>
+        <w:trPr>
+          <w:tblCellSpacing w:w="15" w:type="dxa"/>
+        </w:trPr>
+        <w:tc>
+          <w:tcPr>
+            <w:tcW w:w="1798" w:type="dxa"/>
+            <w:vAlign w:val="center"/>
+            <w:hideMark/>
+          </w:tcPr>
+          <w:p>
+            <w:proofErr w:type="spellStart"/>
+            <w:proofErr w:type="spellEnd"/>
+            <w:r>
+              <w:t>upload_date</w:t>
+            </w:r>
+          </w:p>
+        </w:tc>
+        <w:tc>
+          <w:tcPr>
+            <w:tcW w:w="1955" w:type="dxa"/>
+            <w:vAlign w:val="center"/>
+            <w:hideMark/>
+          </w:tcPr>
+          <w:p>
+            <w:r>
+              <w:t>TIMESTAMP</w:t>
+            </w:r>
+          </w:p>
+        </w:tc>
+        <w:tc>
+          <w:tcPr>
+            <w:tcW w:w="3215" w:type="dxa"/>
+            <w:vAlign w:val="center"/>
+            <w:hideMark/>
+          </w:tcPr>
+          <w:p>
+            <w:r>
+              <w:t>Default CURRENT_TIMESTAMP</w:t>
+            </w:r>
+          </w:p>
+        </w:tc>
+      </w:tr>
+      <w:tr>
+        <w:trPr>
+          <w:tblCellSpacing w:w="15" w:type="dxa"/>
+        </w:trPr>
+        <w:tc>
+          <w:tcPr>
+            <w:tcW w:w="1798" w:type="dxa"/>
+            <w:vAlign w:val="center"/>
+            <w:hideMark/>
+          </w:tcPr>
+          <w:p>
+            <w:proofErr w:type="spellStart"/>
+            <w:proofErr w:type="spellEnd"/>
+            <w:r>
+              <w:t>file_name</w:t>
+            </w:r>
+          </w:p>
+        </w:tc>
+        <w:tc>
+          <w:tcPr>
+            <w:tcW w:w="1955" w:type="dxa"/>
+            <w:vAlign w:val="center"/>
+            <w:hideMark/>
+          </w:tcPr>
+          <w:p>
+            <w:r>
+              <w:t>VARCHAR(255)</w:t>
             </w:r>
           </w:p>
         </w:tc>
@@ -3080,99 +2602,8 @@
             <w:hideMark/>
           </w:tcPr>
           <w:p>
-            <w:r>
-              <w:lastRenderedPageBreak/>
-              <w:t>email</w:t>
-            </w:r>
-          </w:p>
-        </w:tc>
-        <w:tc>
-          <w:tcPr>
-            <w:tcW w:w="1955" w:type="dxa"/>
-            <w:vAlign w:val="center"/>
-            <w:hideMark/>
-          </w:tcPr>
-          <w:p>
-            <w:proofErr w:type="gramStart"/>
-            <w:r>
-              <w:t>VARCHAR(</w:t>
-            </w:r>
-            <w:proofErr w:type="gramEnd"/>
-            <w:r>
-              <w:t>100)</w:t>
-            </w:r>
-          </w:p>
-        </w:tc>
-        <w:tc>
-          <w:tcPr>
-            <w:tcW w:w="3215" w:type="dxa"/>
-            <w:vAlign w:val="center"/>
-            <w:hideMark/>
-          </w:tcPr>
-          <w:p>
-            <w:r>
-              <w:t>Unique</w:t>
-            </w:r>
-          </w:p>
-        </w:tc>
-      </w:tr>
-      <w:tr>
-        <w:trPr>
-          <w:tblCellSpacing w:w="15" w:type="dxa"/>
-        </w:trPr>
-        <w:tc>
-          <w:tcPr>
-            <w:tcW w:w="1798" w:type="dxa"/>
-            <w:vAlign w:val="center"/>
-            <w:hideMark/>
-          </w:tcPr>
-          <w:p>
-            <w:r>
-              <w:t>role</w:t>
-            </w:r>
-          </w:p>
-        </w:tc>
-        <w:tc>
-          <w:tcPr>
-            <w:tcW w:w="1955" w:type="dxa"/>
-            <w:vAlign w:val="center"/>
-            <w:hideMark/>
-          </w:tcPr>
-          <w:p>
-            <w:proofErr w:type="gramStart"/>
-            <w:r>
-              <w:t>VARCHAR(</w:t>
-            </w:r>
-            <w:proofErr w:type="gramEnd"/>
-            <w:r>
-              <w:t>30)</w:t>
-            </w:r>
-          </w:p>
-        </w:tc>
-        <w:tc>
-          <w:tcPr>
-            <w:tcW w:w="3215" w:type="dxa"/>
-            <w:vAlign w:val="center"/>
-            <w:hideMark/>
-          </w:tcPr>
-          <w:p>
-            <w:r>
-              <w:t>Not Null</w:t>
-            </w:r>
-          </w:p>
-        </w:tc>
-      </w:tr>
-      <w:tr>
-        <w:trPr>
-          <w:tblCellSpacing w:w="15" w:type="dxa"/>
-        </w:trPr>
-        <w:tc>
-          <w:tcPr>
-            <w:tcW w:w="1798" w:type="dxa"/>
-            <w:vAlign w:val="center"/>
-            <w:hideMark/>
-          </w:tcPr>
-          <w:p>
+            <w:proofErr w:type="spellStart"/>
+            <w:proofErr w:type="spellEnd"/>
             <w:r>
               <w:t>status</w:t>
             </w:r>
@@ -3185,83 +2616,197 @@
             <w:hideMark/>
           </w:tcPr>
           <w:p>
-            <w:proofErr w:type="gramStart"/>
-            <w:r>
-              <w:t>VARCHAR(</w:t>
-            </w:r>
-            <w:proofErr w:type="gramEnd"/>
-            <w:r>
-              <w:t>20)</w:t>
-            </w:r>
-          </w:p>
-        </w:tc>
-        <w:tc>
-          <w:tcPr>
-            <w:tcW w:w="3215" w:type="dxa"/>
-            <w:vAlign w:val="center"/>
-            <w:hideMark/>
-          </w:tcPr>
-          <w:p>
-            <w:r>
-              <w:t>Default Active</w:t>
-            </w:r>
-          </w:p>
-        </w:tc>
-      </w:tr>
-      <w:tr>
-        <w:trPr>
-          <w:tblCellSpacing w:w="15" w:type="dxa"/>
-        </w:trPr>
-        <w:tc>
-          <w:tcPr>
-            <w:tcW w:w="1798" w:type="dxa"/>
-            <w:vAlign w:val="center"/>
-            <w:hideMark/>
-          </w:tcPr>
-          <w:p>
-            <w:proofErr w:type="spellStart"/>
-            <w:r>
-              <w:t>created_at</w:t>
-            </w:r>
-            <w:proofErr w:type="spellEnd"/>
-          </w:p>
-        </w:tc>
-        <w:tc>
-          <w:tcPr>
-            <w:tcW w:w="1955" w:type="dxa"/>
-            <w:vAlign w:val="center"/>
-            <w:hideMark/>
-          </w:tcPr>
-          <w:p>
-            <w:r>
-              <w:t>TIMESTAMP</w:t>
-            </w:r>
-          </w:p>
-        </w:tc>
-        <w:tc>
-          <w:tcPr>
-            <w:tcW w:w="3215" w:type="dxa"/>
-            <w:vAlign w:val="center"/>
-            <w:hideMark/>
-          </w:tcPr>
-          <w:p>
-            <w:r>
-              <w:t>Default CURRENT_TIMESTAMP</w:t>
+            <w:r>
+              <w:t>VARCHAR(30)</w:t>
+            </w:r>
+          </w:p>
+        </w:tc>
+        <w:tc>
+          <w:tcPr>
+            <w:tcW w:w="3215" w:type="dxa"/>
+            <w:vAlign w:val="center"/>
+            <w:hideMark/>
+          </w:tcPr>
+          <w:p>
+            <w:r>
+              <w:t>Default 'Uploaded'</w:t>
+            </w:r>
+          </w:p>
+        </w:tc>
+      </w:tr>
+      <w:tr>
+        <w:trPr>
+          <w:tblCellSpacing w:w="15" w:type="dxa"/>
+        </w:trPr>
+        <w:tc>
+          <w:tcPr>
+            <w:tcW w:w="1798" w:type="dxa"/>
+            <w:vAlign w:val="center"/>
+            <w:hideMark/>
+          </w:tcPr>
+          <w:p>
+            <w:proofErr w:type="spellStart"/>
+            <w:proofErr w:type="spellEnd"/>
+            <w:r>
+              <w:t>stored_file_name</w:t>
+            </w:r>
+          </w:p>
+        </w:tc>
+        <w:tc>
+          <w:tcPr>
+            <w:tcW w:w="1955" w:type="dxa"/>
+            <w:vAlign w:val="center"/>
+            <w:hideMark/>
+          </w:tcPr>
+          <w:p>
+            <w:r>
+              <w:t>VARCHAR(255)</w:t>
+            </w:r>
+          </w:p>
+        </w:tc>
+        <w:tc>
+          <w:tcPr>
+            <w:tcW w:w="3215" w:type="dxa"/>
+            <w:vAlign w:val="center"/>
+            <w:hideMark/>
+          </w:tcPr>
+          <w:p>
+            <w:r>
+              <w:t>Multer-generated name on disk</w:t>
+            </w:r>
+          </w:p>
+        </w:tc>
+      </w:tr>
+      <w:tr>
+        <w:trPr>
+          <w:tblCellSpacing w:w="15" w:type="dxa"/>
+        </w:trPr>
+        <w:tc>
+          <w:tcPr>
+            <w:tcW w:w="1798" w:type="dxa"/>
+            <w:vAlign w:val="center"/>
+            <w:hideMark/>
+          </w:tcPr>
+          <w:p>
+            <w:proofErr w:type="spellStart"/>
+            <w:proofErr w:type="spellEnd"/>
+            <w:r>
+              <w:t>validation_error_count</w:t>
+            </w:r>
+          </w:p>
+        </w:tc>
+        <w:tc>
+          <w:tcPr>
+            <w:tcW w:w="1955" w:type="dxa"/>
+            <w:vAlign w:val="center"/>
+            <w:hideMark/>
+          </w:tcPr>
+          <w:p>
+            <w:r>
+              <w:t>INTEGER</w:t>
+            </w:r>
+          </w:p>
+        </w:tc>
+        <w:tc>
+          <w:tcPr>
+            <w:tcW w:w="3215" w:type="dxa"/>
+            <w:vAlign w:val="center"/>
+            <w:hideMark/>
+          </w:tcPr>
+          <w:p>
+            <w:r>
+              <w:t>Not Null, Default 0</w:t>
+            </w:r>
+          </w:p>
+        </w:tc>
+      </w:tr>
+      <w:tr>
+        <w:trPr>
+          <w:tblCellSpacing w:w="15" w:type="dxa"/>
+        </w:trPr>
+        <w:tc>
+          <w:tcPr>
+            <w:tcW w:w="1798" w:type="dxa"/>
+            <w:vAlign w:val="center"/>
+            <w:hideMark/>
+          </w:tcPr>
+          <w:p>
+            <w:proofErr w:type="spellStart"/>
+            <w:proofErr w:type="spellEnd"/>
+            <w:r>
+              <w:t>validation_warning_count</w:t>
+            </w:r>
+          </w:p>
+        </w:tc>
+        <w:tc>
+          <w:tcPr>
+            <w:tcW w:w="1955" w:type="dxa"/>
+            <w:vAlign w:val="center"/>
+            <w:hideMark/>
+          </w:tcPr>
+          <w:p>
+            <w:r>
+              <w:t>INTEGER</w:t>
+            </w:r>
+          </w:p>
+        </w:tc>
+        <w:tc>
+          <w:tcPr>
+            <w:tcW w:w="3215" w:type="dxa"/>
+            <w:vAlign w:val="center"/>
+            <w:hideMark/>
+          </w:tcPr>
+          <w:p>
+            <w:r>
+              <w:t>Not Null, Default 0</w:t>
+            </w:r>
+          </w:p>
+        </w:tc>
+      </w:tr>
+      <w:tr>
+        <w:trPr>
+          <w:tblCellSpacing w:w="15" w:type="dxa"/>
+        </w:trPr>
+        <w:tc>
+          <w:tcPr>
+            <w:tcW w:w="1798" w:type="dxa"/>
+            <w:vAlign w:val="center"/>
+            <w:hideMark/>
+          </w:tcPr>
+          <w:p>
+            <w:proofErr w:type="spellStart"/>
+            <w:proofErr w:type="spellEnd"/>
+            <w:r>
+              <w:t>ready_for_submission</w:t>
+            </w:r>
+          </w:p>
+        </w:tc>
+        <w:tc>
+          <w:tcPr>
+            <w:tcW w:w="1955" w:type="dxa"/>
+            <w:vAlign w:val="center"/>
+            <w:hideMark/>
+          </w:tcPr>
+          <w:p>
+            <w:r>
+              <w:t>BOOLEAN</w:t>
+            </w:r>
+          </w:p>
+        </w:tc>
+        <w:tc>
+          <w:tcPr>
+            <w:tcW w:w="3215" w:type="dxa"/>
+            <w:vAlign w:val="center"/>
+            <w:hideMark/>
+          </w:tcPr>
+          <w:p>
+            <w:r>
+              <w:t>Not Null, Default false</w:t>
             </w:r>
           </w:p>
         </w:tc>
       </w:tr>
     </w:tbl>
-    <w:p>
-      <w:pPr>
-        <w:pStyle w:val="ListParagraph"/>
-        <w:ind w:left="360"/>
-        <w:rPr>
-          <w:b/>
-          <w:bCs/>
-        </w:rPr>
-      </w:pPr>
-    </w:p>
     <w:p>
       <w:pPr>
         <w:pStyle w:val="ListParagraph"/>
@@ -3280,23 +2825,13 @@
           <w:b/>
           <w:bCs/>
         </w:rPr>
-        <w:t>GradeRecord</w:t>
+        <w:t>ClassRecordValidationIssue</w:t>
       </w:r>
       <w:proofErr w:type="spellEnd"/>
     </w:p>
-    <w:p>
-      <w:pPr>
-        <w:pStyle w:val="ListParagraph"/>
-        <w:ind w:left="360"/>
-        <w:rPr>
-          <w:b/>
-          <w:bCs/>
-        </w:rPr>
-      </w:pPr>
-    </w:p>
     <w:tbl>
       <w:tblPr>
-        <w:tblpPr w:leftFromText="180" w:rightFromText="180" w:vertAnchor="text" w:horzAnchor="page" w:tblpX="2269" w:tblpY="344"/>
+        <w:tblpPr w:leftFromText="180" w:rightFromText="180" w:vertAnchor="text" w:horzAnchor="page" w:tblpX="2125" w:tblpY="44"/>
         <w:tblW w:w="0" w:type="auto"/>
         <w:tblCellSpacing w:w="15" w:type="dxa"/>
         <w:tblCellMar>
@@ -3405,10 +2940,10 @@
           </w:tcPr>
           <w:p>
             <w:proofErr w:type="spellStart"/>
-            <w:r>
-              <w:t>user_id</w:t>
-            </w:r>
-            <w:proofErr w:type="spellEnd"/>
+            <w:proofErr w:type="spellEnd"/>
+            <w:r>
+              <w:t>validation_issue_id</w:t>
+            </w:r>
           </w:p>
         </w:tc>
         <w:tc>
@@ -3447,73 +2982,221 @@
             <w:hideMark/>
           </w:tcPr>
           <w:p>
-            <w:r>
-              <w:t>username</w:t>
-            </w:r>
-          </w:p>
-        </w:tc>
-        <w:tc>
-          <w:tcPr>
-            <w:tcW w:w="1955" w:type="dxa"/>
-            <w:vAlign w:val="center"/>
-            <w:hideMark/>
-          </w:tcPr>
-          <w:p>
-            <w:proofErr w:type="gramStart"/>
-            <w:r>
-              <w:t>VARCHAR(</w:t>
-            </w:r>
-            <w:proofErr w:type="gramEnd"/>
-            <w:r>
-              <w:t>50)</w:t>
-            </w:r>
-          </w:p>
-        </w:tc>
-        <w:tc>
-          <w:tcPr>
-            <w:tcW w:w="3215" w:type="dxa"/>
-            <w:vAlign w:val="center"/>
-            <w:hideMark/>
-          </w:tcPr>
-          <w:p>
-            <w:r>
-              <w:t>Unique</w:t>
-            </w:r>
-          </w:p>
-        </w:tc>
-      </w:tr>
-      <w:tr>
-        <w:trPr>
-          <w:tblCellSpacing w:w="15" w:type="dxa"/>
-        </w:trPr>
-        <w:tc>
-          <w:tcPr>
-            <w:tcW w:w="1798" w:type="dxa"/>
-            <w:vAlign w:val="center"/>
-            <w:hideMark/>
-          </w:tcPr>
-          <w:p>
-            <w:proofErr w:type="spellStart"/>
-            <w:r>
-              <w:t>password_hash</w:t>
-            </w:r>
-            <w:proofErr w:type="spellEnd"/>
-          </w:p>
-        </w:tc>
-        <w:tc>
-          <w:tcPr>
-            <w:tcW w:w="1955" w:type="dxa"/>
-            <w:vAlign w:val="center"/>
-            <w:hideMark/>
-          </w:tcPr>
-          <w:p>
-            <w:proofErr w:type="gramStart"/>
-            <w:r>
-              <w:t>VARCHAR(</w:t>
-            </w:r>
-            <w:proofErr w:type="gramEnd"/>
-            <w:r>
-              <w:t>255)</w:t>
+            <w:proofErr w:type="spellStart"/>
+            <w:proofErr w:type="spellEnd"/>
+            <w:r>
+              <w:t>class_record_id</w:t>
+            </w:r>
+          </w:p>
+        </w:tc>
+        <w:tc>
+          <w:tcPr>
+            <w:tcW w:w="1955" w:type="dxa"/>
+            <w:vAlign w:val="center"/>
+            <w:hideMark/>
+          </w:tcPr>
+          <w:p>
+            <w:r>
+              <w:t>INTEGER</w:t>
+            </w:r>
+          </w:p>
+        </w:tc>
+        <w:tc>
+          <w:tcPr>
+            <w:tcW w:w="3215" w:type="dxa"/>
+            <w:vAlign w:val="center"/>
+            <w:hideMark/>
+          </w:tcPr>
+          <w:p>
+            <w:r>
+              <w:t>Not Null, FK -&gt; class_records(class_record_id)</w:t>
+            </w:r>
+          </w:p>
+        </w:tc>
+      </w:tr>
+      <w:tr>
+        <w:trPr>
+          <w:tblCellSpacing w:w="15" w:type="dxa"/>
+        </w:trPr>
+        <w:tc>
+          <w:tcPr>
+            <w:tcW w:w="1798" w:type="dxa"/>
+            <w:vAlign w:val="center"/>
+            <w:hideMark/>
+          </w:tcPr>
+          <w:p>
+            <w:proofErr w:type="spellStart"/>
+            <w:proofErr w:type="spellEnd"/>
+            <w:r>
+              <w:t>learner_number</w:t>
+            </w:r>
+          </w:p>
+        </w:tc>
+        <w:tc>
+          <w:tcPr>
+            <w:tcW w:w="1955" w:type="dxa"/>
+            <w:vAlign w:val="center"/>
+            <w:hideMark/>
+          </w:tcPr>
+          <w:p>
+            <w:r>
+              <w:t>INTEGER</w:t>
+            </w:r>
+          </w:p>
+        </w:tc>
+        <w:tc>
+          <w:tcPr>
+            <w:tcW w:w="3215" w:type="dxa"/>
+            <w:vAlign w:val="center"/>
+            <w:hideMark/>
+          </w:tcPr>
+          <w:p/>
+        </w:tc>
+      </w:tr>
+      <w:tr>
+        <w:trPr>
+          <w:tblCellSpacing w:w="15" w:type="dxa"/>
+        </w:trPr>
+        <w:tc>
+          <w:tcPr>
+            <w:tcW w:w="1798" w:type="dxa"/>
+            <w:vAlign w:val="center"/>
+            <w:hideMark/>
+          </w:tcPr>
+          <w:p>
+            <w:proofErr w:type="spellStart"/>
+            <w:proofErr w:type="spellEnd"/>
+            <w:r>
+              <w:t>learner_name</w:t>
+            </w:r>
+          </w:p>
+        </w:tc>
+        <w:tc>
+          <w:tcPr>
+            <w:tcW w:w="1955" w:type="dxa"/>
+            <w:vAlign w:val="center"/>
+            <w:hideMark/>
+          </w:tcPr>
+          <w:p>
+            <w:r>
+              <w:t>VARCHAR(255)</w:t>
+            </w:r>
+          </w:p>
+        </w:tc>
+        <w:tc>
+          <w:tcPr>
+            <w:tcW w:w="3215" w:type="dxa"/>
+            <w:vAlign w:val="center"/>
+            <w:hideMark/>
+          </w:tcPr>
+          <w:p/>
+        </w:tc>
+      </w:tr>
+      <w:tr>
+        <w:trPr>
+          <w:tblCellSpacing w:w="15" w:type="dxa"/>
+        </w:trPr>
+        <w:tc>
+          <w:tcPr>
+            <w:tcW w:w="1798" w:type="dxa"/>
+            <w:vAlign w:val="center"/>
+            <w:hideMark/>
+          </w:tcPr>
+          <w:p>
+            <w:proofErr w:type="spellStart"/>
+            <w:proofErr w:type="spellEnd"/>
+            <w:r>
+              <w:t>term</w:t>
+            </w:r>
+          </w:p>
+        </w:tc>
+        <w:tc>
+          <w:tcPr>
+            <w:tcW w:w="1955" w:type="dxa"/>
+            <w:vAlign w:val="center"/>
+            <w:hideMark/>
+          </w:tcPr>
+          <w:p>
+            <w:r>
+              <w:t>VARCHAR(20)</w:t>
+            </w:r>
+          </w:p>
+        </w:tc>
+        <w:tc>
+          <w:tcPr>
+            <w:tcW w:w="3215" w:type="dxa"/>
+            <w:vAlign w:val="center"/>
+            <w:hideMark/>
+          </w:tcPr>
+          <w:p/>
+        </w:tc>
+      </w:tr>
+      <w:tr>
+        <w:trPr>
+          <w:tblCellSpacing w:w="15" w:type="dxa"/>
+        </w:trPr>
+        <w:tc>
+          <w:tcPr>
+            <w:tcW w:w="1798" w:type="dxa"/>
+            <w:vAlign w:val="center"/>
+            <w:hideMark/>
+          </w:tcPr>
+          <w:p>
+            <w:proofErr w:type="spellStart"/>
+            <w:proofErr w:type="spellEnd"/>
+            <w:r>
+              <w:t>field_name</w:t>
+            </w:r>
+          </w:p>
+        </w:tc>
+        <w:tc>
+          <w:tcPr>
+            <w:tcW w:w="1955" w:type="dxa"/>
+            <w:vAlign w:val="center"/>
+            <w:hideMark/>
+          </w:tcPr>
+          <w:p>
+            <w:r>
+              <w:t>VARCHAR(100)</w:t>
+            </w:r>
+          </w:p>
+        </w:tc>
+        <w:tc>
+          <w:tcPr>
+            <w:tcW w:w="3215" w:type="dxa"/>
+            <w:vAlign w:val="center"/>
+            <w:hideMark/>
+          </w:tcPr>
+          <w:p/>
+        </w:tc>
+      </w:tr>
+      <w:tr>
+        <w:trPr>
+          <w:tblCellSpacing w:w="15" w:type="dxa"/>
+        </w:trPr>
+        <w:tc>
+          <w:tcPr>
+            <w:tcW w:w="1798" w:type="dxa"/>
+            <w:vAlign w:val="center"/>
+            <w:hideMark/>
+          </w:tcPr>
+          <w:p>
+            <w:proofErr w:type="spellStart"/>
+            <w:proofErr w:type="spellEnd"/>
+            <w:r>
+              <w:t>code</w:t>
+            </w:r>
+          </w:p>
+        </w:tc>
+        <w:tc>
+          <w:tcPr>
+            <w:tcW w:w="1955" w:type="dxa"/>
+            <w:vAlign w:val="center"/>
+            <w:hideMark/>
+          </w:tcPr>
+          <w:p>
+            <w:r>
+              <w:t>VARCHAR(100)</w:t>
             </w:r>
           </w:p>
         </w:tc>
@@ -3541,71 +3224,22 @@
             <w:hideMark/>
           </w:tcPr>
           <w:p>
-            <w:r>
-              <w:t>email</w:t>
-            </w:r>
-          </w:p>
-        </w:tc>
-        <w:tc>
-          <w:tcPr>
-            <w:tcW w:w="1955" w:type="dxa"/>
-            <w:vAlign w:val="center"/>
-            <w:hideMark/>
-          </w:tcPr>
-          <w:p>
-            <w:proofErr w:type="gramStart"/>
-            <w:r>
-              <w:t>VARCHAR(</w:t>
-            </w:r>
-            <w:proofErr w:type="gramEnd"/>
-            <w:r>
-              <w:t>100)</w:t>
-            </w:r>
-          </w:p>
-        </w:tc>
-        <w:tc>
-          <w:tcPr>
-            <w:tcW w:w="3215" w:type="dxa"/>
-            <w:vAlign w:val="center"/>
-            <w:hideMark/>
-          </w:tcPr>
-          <w:p>
-            <w:r>
-              <w:t>Unique</w:t>
-            </w:r>
-          </w:p>
-        </w:tc>
-      </w:tr>
-      <w:tr>
-        <w:trPr>
-          <w:tblCellSpacing w:w="15" w:type="dxa"/>
-        </w:trPr>
-        <w:tc>
-          <w:tcPr>
-            <w:tcW w:w="1798" w:type="dxa"/>
-            <w:vAlign w:val="center"/>
-            <w:hideMark/>
-          </w:tcPr>
-          <w:p>
-            <w:r>
-              <w:t>role</w:t>
-            </w:r>
-          </w:p>
-        </w:tc>
-        <w:tc>
-          <w:tcPr>
-            <w:tcW w:w="1955" w:type="dxa"/>
-            <w:vAlign w:val="center"/>
-            <w:hideMark/>
-          </w:tcPr>
-          <w:p>
-            <w:proofErr w:type="gramStart"/>
-            <w:r>
-              <w:t>VARCHAR(</w:t>
-            </w:r>
-            <w:proofErr w:type="gramEnd"/>
-            <w:r>
-              <w:t>30)</w:t>
+            <w:proofErr w:type="spellStart"/>
+            <w:proofErr w:type="spellEnd"/>
+            <w:r>
+              <w:t>severity</w:t>
+            </w:r>
+          </w:p>
+        </w:tc>
+        <w:tc>
+          <w:tcPr>
+            <w:tcW w:w="1955" w:type="dxa"/>
+            <w:vAlign w:val="center"/>
+            <w:hideMark/>
+          </w:tcPr>
+          <w:p>
+            <w:r>
+              <w:t>VARCHAR(20)</w:t>
             </w:r>
           </w:p>
         </w:tc>
@@ -3633,57 +3267,54 @@
             <w:hideMark/>
           </w:tcPr>
           <w:p>
-            <w:r>
-              <w:t>status</w:t>
-            </w:r>
-          </w:p>
-        </w:tc>
-        <w:tc>
-          <w:tcPr>
-            <w:tcW w:w="1955" w:type="dxa"/>
-            <w:vAlign w:val="center"/>
-            <w:hideMark/>
-          </w:tcPr>
-          <w:p>
-            <w:proofErr w:type="gramStart"/>
-            <w:r>
-              <w:t>VARCHAR(</w:t>
-            </w:r>
-            <w:proofErr w:type="gramEnd"/>
-            <w:r>
-              <w:t>20)</w:t>
-            </w:r>
-          </w:p>
-        </w:tc>
-        <w:tc>
-          <w:tcPr>
-            <w:tcW w:w="3215" w:type="dxa"/>
-            <w:vAlign w:val="center"/>
-            <w:hideMark/>
-          </w:tcPr>
-          <w:p>
-            <w:r>
-              <w:t>Default Active</w:t>
-            </w:r>
-          </w:p>
-        </w:tc>
-      </w:tr>
-      <w:tr>
-        <w:trPr>
-          <w:tblCellSpacing w:w="15" w:type="dxa"/>
-        </w:trPr>
-        <w:tc>
-          <w:tcPr>
-            <w:tcW w:w="1798" w:type="dxa"/>
-            <w:vAlign w:val="center"/>
-            <w:hideMark/>
-          </w:tcPr>
-          <w:p>
-            <w:proofErr w:type="spellStart"/>
+            <w:proofErr w:type="spellStart"/>
+            <w:proofErr w:type="spellEnd"/>
+            <w:r>
+              <w:t>message</w:t>
+            </w:r>
+          </w:p>
+        </w:tc>
+        <w:tc>
+          <w:tcPr>
+            <w:tcW w:w="1955" w:type="dxa"/>
+            <w:vAlign w:val="center"/>
+            <w:hideMark/>
+          </w:tcPr>
+          <w:p>
+            <w:r>
+              <w:t>TEXT</w:t>
+            </w:r>
+          </w:p>
+        </w:tc>
+        <w:tc>
+          <w:tcPr>
+            <w:tcW w:w="3215" w:type="dxa"/>
+            <w:vAlign w:val="center"/>
+            <w:hideMark/>
+          </w:tcPr>
+          <w:p>
+            <w:r>
+              <w:t>Not Null</w:t>
+            </w:r>
+          </w:p>
+        </w:tc>
+      </w:tr>
+      <w:tr>
+        <w:trPr>
+          <w:tblCellSpacing w:w="15" w:type="dxa"/>
+        </w:trPr>
+        <w:tc>
+          <w:tcPr>
+            <w:tcW w:w="1798" w:type="dxa"/>
+            <w:vAlign w:val="center"/>
+            <w:hideMark/>
+          </w:tcPr>
+          <w:p>
+            <w:proofErr w:type="spellStart"/>
+            <w:proofErr w:type="spellEnd"/>
             <w:r>
               <w:t>created_at</w:t>
             </w:r>
-            <w:proofErr w:type="spellEnd"/>
           </w:p>
         </w:tc>
         <w:tc>
@@ -3712,6 +3343,16 @@
         </w:tc>
       </w:tr>
     </w:tbl>
+    <w:p>
+      <w:pPr>
+        <w:pStyle w:val="ListParagraph"/>
+        <w:ind w:left="360"/>
+        <w:rPr>
+          <w:b/>
+          <w:bCs/>
+        </w:rPr>
+      </w:pPr>
+    </w:p>
     <w:p>
       <w:pPr>
         <w:pStyle w:val="ListParagraph"/>
@@ -3740,23 +3381,13 @@
           <w:b/>
           <w:bCs/>
         </w:rPr>
-        <w:t>AcademicRecord</w:t>
+        <w:t>GradeRecord</w:t>
       </w:r>
       <w:proofErr w:type="spellEnd"/>
     </w:p>
-    <w:p>
-      <w:pPr>
-        <w:pStyle w:val="ListParagraph"/>
-        <w:ind w:left="360"/>
-        <w:rPr>
-          <w:b/>
-          <w:bCs/>
-        </w:rPr>
-      </w:pPr>
-    </w:p>
     <w:tbl>
       <w:tblPr>
-        <w:tblpPr w:leftFromText="180" w:rightFromText="180" w:vertAnchor="text" w:horzAnchor="page" w:tblpX="2269" w:tblpY="344"/>
+        <w:tblpPr w:leftFromText="180" w:rightFromText="180" w:vertAnchor="text" w:horzAnchor="page" w:tblpX="2125" w:tblpY="44"/>
         <w:tblW w:w="0" w:type="auto"/>
         <w:tblCellSpacing w:w="15" w:type="dxa"/>
         <w:tblCellMar>
@@ -3865,10 +3496,10 @@
           </w:tcPr>
           <w:p>
             <w:proofErr w:type="spellStart"/>
-            <w:r>
-              <w:t>user_id</w:t>
-            </w:r>
-            <w:proofErr w:type="spellEnd"/>
+            <w:proofErr w:type="spellEnd"/>
+            <w:r>
+              <w:t>grade_record_id</w:t>
+            </w:r>
           </w:p>
         </w:tc>
         <w:tc>
@@ -3907,272 +3538,326 @@
             <w:hideMark/>
           </w:tcPr>
           <w:p>
-            <w:r>
-              <w:t>username</w:t>
-            </w:r>
-          </w:p>
-        </w:tc>
-        <w:tc>
-          <w:tcPr>
-            <w:tcW w:w="1955" w:type="dxa"/>
-            <w:vAlign w:val="center"/>
-            <w:hideMark/>
-          </w:tcPr>
-          <w:p>
-            <w:proofErr w:type="gramStart"/>
-            <w:r>
-              <w:t>VARCHAR(</w:t>
-            </w:r>
-            <w:proofErr w:type="gramEnd"/>
-            <w:r>
-              <w:t>50)</w:t>
-            </w:r>
-          </w:p>
-        </w:tc>
-        <w:tc>
-          <w:tcPr>
-            <w:tcW w:w="3215" w:type="dxa"/>
-            <w:vAlign w:val="center"/>
-            <w:hideMark/>
-          </w:tcPr>
-          <w:p>
-            <w:r>
-              <w:t>Unique</w:t>
-            </w:r>
-          </w:p>
-        </w:tc>
-      </w:tr>
-      <w:tr>
-        <w:trPr>
-          <w:tblCellSpacing w:w="15" w:type="dxa"/>
-        </w:trPr>
-        <w:tc>
-          <w:tcPr>
-            <w:tcW w:w="1798" w:type="dxa"/>
-            <w:vAlign w:val="center"/>
-            <w:hideMark/>
-          </w:tcPr>
-          <w:p>
-            <w:proofErr w:type="spellStart"/>
-            <w:r>
-              <w:t>password_hash</w:t>
-            </w:r>
-            <w:proofErr w:type="spellEnd"/>
-          </w:p>
-        </w:tc>
-        <w:tc>
-          <w:tcPr>
-            <w:tcW w:w="1955" w:type="dxa"/>
-            <w:vAlign w:val="center"/>
-            <w:hideMark/>
-          </w:tcPr>
-          <w:p>
-            <w:proofErr w:type="gramStart"/>
-            <w:r>
-              <w:t>VARCHAR(</w:t>
-            </w:r>
-            <w:proofErr w:type="gramEnd"/>
-            <w:r>
-              <w:t>255)</w:t>
-            </w:r>
-          </w:p>
-        </w:tc>
-        <w:tc>
-          <w:tcPr>
-            <w:tcW w:w="3215" w:type="dxa"/>
-            <w:vAlign w:val="center"/>
-            <w:hideMark/>
-          </w:tcPr>
-          <w:p>
-            <w:r>
-              <w:t>Not Null</w:t>
-            </w:r>
-          </w:p>
-        </w:tc>
-      </w:tr>
-      <w:tr>
-        <w:trPr>
-          <w:tblCellSpacing w:w="15" w:type="dxa"/>
-        </w:trPr>
-        <w:tc>
-          <w:tcPr>
-            <w:tcW w:w="1798" w:type="dxa"/>
-            <w:vAlign w:val="center"/>
-            <w:hideMark/>
-          </w:tcPr>
-          <w:p>
-            <w:r>
-              <w:t>email</w:t>
-            </w:r>
-          </w:p>
-        </w:tc>
-        <w:tc>
-          <w:tcPr>
-            <w:tcW w:w="1955" w:type="dxa"/>
-            <w:vAlign w:val="center"/>
-            <w:hideMark/>
-          </w:tcPr>
-          <w:p>
-            <w:proofErr w:type="gramStart"/>
-            <w:r>
-              <w:t>VARCHAR(</w:t>
-            </w:r>
-            <w:proofErr w:type="gramEnd"/>
-            <w:r>
-              <w:t>100)</w:t>
-            </w:r>
-          </w:p>
-        </w:tc>
-        <w:tc>
-          <w:tcPr>
-            <w:tcW w:w="3215" w:type="dxa"/>
-            <w:vAlign w:val="center"/>
-            <w:hideMark/>
-          </w:tcPr>
-          <w:p>
-            <w:r>
-              <w:t>Unique</w:t>
-            </w:r>
-          </w:p>
-        </w:tc>
-      </w:tr>
-      <w:tr>
-        <w:trPr>
-          <w:tblCellSpacing w:w="15" w:type="dxa"/>
-        </w:trPr>
-        <w:tc>
-          <w:tcPr>
-            <w:tcW w:w="1798" w:type="dxa"/>
-            <w:vAlign w:val="center"/>
-            <w:hideMark/>
-          </w:tcPr>
-          <w:p>
-            <w:r>
-              <w:lastRenderedPageBreak/>
-              <w:t>role</w:t>
-            </w:r>
-          </w:p>
-        </w:tc>
-        <w:tc>
-          <w:tcPr>
-            <w:tcW w:w="1955" w:type="dxa"/>
-            <w:vAlign w:val="center"/>
-            <w:hideMark/>
-          </w:tcPr>
-          <w:p>
-            <w:proofErr w:type="gramStart"/>
-            <w:r>
-              <w:t>VARCHAR(</w:t>
-            </w:r>
-            <w:proofErr w:type="gramEnd"/>
-            <w:r>
-              <w:t>30)</w:t>
-            </w:r>
-          </w:p>
-        </w:tc>
-        <w:tc>
-          <w:tcPr>
-            <w:tcW w:w="3215" w:type="dxa"/>
-            <w:vAlign w:val="center"/>
-            <w:hideMark/>
-          </w:tcPr>
-          <w:p>
-            <w:r>
-              <w:t>Not Null</w:t>
-            </w:r>
-          </w:p>
-        </w:tc>
-      </w:tr>
-      <w:tr>
-        <w:trPr>
-          <w:tblCellSpacing w:w="15" w:type="dxa"/>
-        </w:trPr>
-        <w:tc>
-          <w:tcPr>
-            <w:tcW w:w="1798" w:type="dxa"/>
-            <w:vAlign w:val="center"/>
-            <w:hideMark/>
-          </w:tcPr>
-          <w:p>
-            <w:r>
-              <w:t>status</w:t>
-            </w:r>
-          </w:p>
-        </w:tc>
-        <w:tc>
-          <w:tcPr>
-            <w:tcW w:w="1955" w:type="dxa"/>
-            <w:vAlign w:val="center"/>
-            <w:hideMark/>
-          </w:tcPr>
-          <w:p>
-            <w:proofErr w:type="gramStart"/>
-            <w:r>
-              <w:t>VARCHAR(</w:t>
-            </w:r>
-            <w:proofErr w:type="gramEnd"/>
-            <w:r>
-              <w:t>20)</w:t>
-            </w:r>
-          </w:p>
-        </w:tc>
-        <w:tc>
-          <w:tcPr>
-            <w:tcW w:w="3215" w:type="dxa"/>
-            <w:vAlign w:val="center"/>
-            <w:hideMark/>
-          </w:tcPr>
-          <w:p>
-            <w:r>
-              <w:t>Default Active</w:t>
-            </w:r>
-          </w:p>
-        </w:tc>
-      </w:tr>
-      <w:tr>
-        <w:trPr>
-          <w:tblCellSpacing w:w="15" w:type="dxa"/>
-        </w:trPr>
-        <w:tc>
-          <w:tcPr>
-            <w:tcW w:w="1798" w:type="dxa"/>
-            <w:vAlign w:val="center"/>
-            <w:hideMark/>
-          </w:tcPr>
-          <w:p>
-            <w:proofErr w:type="spellStart"/>
-            <w:r>
-              <w:t>created_at</w:t>
-            </w:r>
-            <w:proofErr w:type="spellEnd"/>
-          </w:p>
-        </w:tc>
-        <w:tc>
-          <w:tcPr>
-            <w:tcW w:w="1955" w:type="dxa"/>
-            <w:vAlign w:val="center"/>
-            <w:hideMark/>
-          </w:tcPr>
-          <w:p>
-            <w:r>
-              <w:t>TIMESTAMP</w:t>
-            </w:r>
-          </w:p>
-        </w:tc>
-        <w:tc>
-          <w:tcPr>
-            <w:tcW w:w="3215" w:type="dxa"/>
-            <w:vAlign w:val="center"/>
-            <w:hideMark/>
-          </w:tcPr>
-          <w:p>
-            <w:r>
-              <w:t>Default CURRENT_TIMESTAMP</w:t>
-            </w:r>
-          </w:p>
+            <w:proofErr w:type="spellStart"/>
+            <w:proofErr w:type="spellEnd"/>
+            <w:r>
+              <w:t>class_record_id</w:t>
+            </w:r>
+          </w:p>
+        </w:tc>
+        <w:tc>
+          <w:tcPr>
+            <w:tcW w:w="1955" w:type="dxa"/>
+            <w:vAlign w:val="center"/>
+            <w:hideMark/>
+          </w:tcPr>
+          <w:p>
+            <w:r>
+              <w:t>INTEGER</w:t>
+            </w:r>
+          </w:p>
+        </w:tc>
+        <w:tc>
+          <w:tcPr>
+            <w:tcW w:w="3215" w:type="dxa"/>
+            <w:vAlign w:val="center"/>
+            <w:hideMark/>
+          </w:tcPr>
+          <w:p>
+            <w:r>
+              <w:t>Not Null, FK -&gt; class_records(class_record_id)</w:t>
+            </w:r>
+          </w:p>
+        </w:tc>
+      </w:tr>
+      <w:tr>
+        <w:trPr>
+          <w:tblCellSpacing w:w="15" w:type="dxa"/>
+        </w:trPr>
+        <w:tc>
+          <w:tcPr>
+            <w:tcW w:w="1798" w:type="dxa"/>
+            <w:vAlign w:val="center"/>
+            <w:hideMark/>
+          </w:tcPr>
+          <w:p>
+            <w:proofErr w:type="spellStart"/>
+            <w:proofErr w:type="spellEnd"/>
+            <w:r>
+              <w:t>lrn</w:t>
+            </w:r>
+          </w:p>
+        </w:tc>
+        <w:tc>
+          <w:tcPr>
+            <w:tcW w:w="1955" w:type="dxa"/>
+            <w:vAlign w:val="center"/>
+            <w:hideMark/>
+          </w:tcPr>
+          <w:p>
+            <w:r>
+              <w:t>VARCHAR(20)</w:t>
+            </w:r>
+          </w:p>
+        </w:tc>
+        <w:tc>
+          <w:tcPr>
+            <w:tcW w:w="3215" w:type="dxa"/>
+            <w:vAlign w:val="center"/>
+            <w:hideMark/>
+          </w:tcPr>
+          <w:p>
+            <w:r>
+              <w:t>Not Null, FK -&gt; students(lrn)</w:t>
+            </w:r>
+          </w:p>
+        </w:tc>
+      </w:tr>
+      <w:tr>
+        <w:trPr>
+          <w:tblCellSpacing w:w="15" w:type="dxa"/>
+        </w:trPr>
+        <w:tc>
+          <w:tcPr>
+            <w:tcW w:w="1798" w:type="dxa"/>
+            <w:vAlign w:val="center"/>
+            <w:hideMark/>
+          </w:tcPr>
+          <w:p>
+            <w:proofErr w:type="spellStart"/>
+            <w:proofErr w:type="spellEnd"/>
+            <w:r>
+              <w:t>quarter_1</w:t>
+            </w:r>
+          </w:p>
+        </w:tc>
+        <w:tc>
+          <w:tcPr>
+            <w:tcW w:w="1955" w:type="dxa"/>
+            <w:vAlign w:val="center"/>
+            <w:hideMark/>
+          </w:tcPr>
+          <w:p>
+            <w:r>
+              <w:t>NUMERIC(5,2)</w:t>
+            </w:r>
+          </w:p>
+        </w:tc>
+        <w:tc>
+          <w:tcPr>
+            <w:tcW w:w="3215" w:type="dxa"/>
+            <w:vAlign w:val="center"/>
+            <w:hideMark/>
+          </w:tcPr>
+          <w:p/>
+        </w:tc>
+      </w:tr>
+      <w:tr>
+        <w:trPr>
+          <w:tblCellSpacing w:w="15" w:type="dxa"/>
+        </w:trPr>
+        <w:tc>
+          <w:tcPr>
+            <w:tcW w:w="1798" w:type="dxa"/>
+            <w:vAlign w:val="center"/>
+            <w:hideMark/>
+          </w:tcPr>
+          <w:p>
+            <w:proofErr w:type="spellStart"/>
+            <w:proofErr w:type="spellEnd"/>
+            <w:r>
+              <w:t>quarter_2</w:t>
+            </w:r>
+          </w:p>
+        </w:tc>
+        <w:tc>
+          <w:tcPr>
+            <w:tcW w:w="1955" w:type="dxa"/>
+            <w:vAlign w:val="center"/>
+            <w:hideMark/>
+          </w:tcPr>
+          <w:p>
+            <w:r>
+              <w:t>NUMERIC(5,2)</w:t>
+            </w:r>
+          </w:p>
+        </w:tc>
+        <w:tc>
+          <w:tcPr>
+            <w:tcW w:w="3215" w:type="dxa"/>
+            <w:vAlign w:val="center"/>
+            <w:hideMark/>
+          </w:tcPr>
+          <w:p/>
+        </w:tc>
+      </w:tr>
+      <w:tr>
+        <w:trPr>
+          <w:tblCellSpacing w:w="15" w:type="dxa"/>
+        </w:trPr>
+        <w:tc>
+          <w:tcPr>
+            <w:tcW w:w="1798" w:type="dxa"/>
+            <w:vAlign w:val="center"/>
+            <w:hideMark/>
+          </w:tcPr>
+          <w:p>
+            <w:proofErr w:type="spellStart"/>
+            <w:proofErr w:type="spellEnd"/>
+            <w:r>
+              <w:t>quarter_3</w:t>
+            </w:r>
+          </w:p>
+        </w:tc>
+        <w:tc>
+          <w:tcPr>
+            <w:tcW w:w="1955" w:type="dxa"/>
+            <w:vAlign w:val="center"/>
+            <w:hideMark/>
+          </w:tcPr>
+          <w:p>
+            <w:r>
+              <w:t>NUMERIC(5,2)</w:t>
+            </w:r>
+          </w:p>
+        </w:tc>
+        <w:tc>
+          <w:tcPr>
+            <w:tcW w:w="3215" w:type="dxa"/>
+            <w:vAlign w:val="center"/>
+            <w:hideMark/>
+          </w:tcPr>
+          <w:p/>
+        </w:tc>
+      </w:tr>
+      <w:tr>
+        <w:trPr>
+          <w:tblCellSpacing w:w="15" w:type="dxa"/>
+        </w:trPr>
+        <w:tc>
+          <w:tcPr>
+            <w:tcW w:w="1798" w:type="dxa"/>
+            <w:vAlign w:val="center"/>
+            <w:hideMark/>
+          </w:tcPr>
+          <w:p>
+            <w:proofErr w:type="spellStart"/>
+            <w:proofErr w:type="spellEnd"/>
+            <w:r>
+              <w:t>quarter_4</w:t>
+            </w:r>
+          </w:p>
+        </w:tc>
+        <w:tc>
+          <w:tcPr>
+            <w:tcW w:w="1955" w:type="dxa"/>
+            <w:vAlign w:val="center"/>
+            <w:hideMark/>
+          </w:tcPr>
+          <w:p>
+            <w:r>
+              <w:t>NUMERIC(5,2)</w:t>
+            </w:r>
+          </w:p>
+        </w:tc>
+        <w:tc>
+          <w:tcPr>
+            <w:tcW w:w="3215" w:type="dxa"/>
+            <w:vAlign w:val="center"/>
+            <w:hideMark/>
+          </w:tcPr>
+          <w:p/>
+        </w:tc>
+      </w:tr>
+      <w:tr>
+        <w:trPr>
+          <w:tblCellSpacing w:w="15" w:type="dxa"/>
+        </w:trPr>
+        <w:tc>
+          <w:tcPr>
+            <w:tcW w:w="1798" w:type="dxa"/>
+            <w:vAlign w:val="center"/>
+            <w:hideMark/>
+          </w:tcPr>
+          <w:p>
+            <w:proofErr w:type="spellStart"/>
+            <w:proofErr w:type="spellEnd"/>
+            <w:r>
+              <w:t>final_grade</w:t>
+            </w:r>
+          </w:p>
+        </w:tc>
+        <w:tc>
+          <w:tcPr>
+            <w:tcW w:w="1955" w:type="dxa"/>
+            <w:vAlign w:val="center"/>
+            <w:hideMark/>
+          </w:tcPr>
+          <w:p>
+            <w:r>
+              <w:t>NUMERIC(5,2)</w:t>
+            </w:r>
+          </w:p>
+        </w:tc>
+        <w:tc>
+          <w:tcPr>
+            <w:tcW w:w="3215" w:type="dxa"/>
+            <w:vAlign w:val="center"/>
+            <w:hideMark/>
+          </w:tcPr>
+          <w:p/>
+        </w:tc>
+      </w:tr>
+      <w:tr>
+        <w:trPr>
+          <w:tblCellSpacing w:w="15" w:type="dxa"/>
+        </w:trPr>
+        <w:tc>
+          <w:tcPr>
+            <w:tcW w:w="1798" w:type="dxa"/>
+            <w:vAlign w:val="center"/>
+            <w:hideMark/>
+          </w:tcPr>
+          <w:p>
+            <w:proofErr w:type="spellStart"/>
+            <w:proofErr w:type="spellEnd"/>
+            <w:r>
+              <w:t>remarks</w:t>
+            </w:r>
+          </w:p>
+        </w:tc>
+        <w:tc>
+          <w:tcPr>
+            <w:tcW w:w="1955" w:type="dxa"/>
+            <w:vAlign w:val="center"/>
+            <w:hideMark/>
+          </w:tcPr>
+          <w:p>
+            <w:r>
+              <w:t>VARCHAR(255)</w:t>
+            </w:r>
+          </w:p>
+        </w:tc>
+        <w:tc>
+          <w:tcPr>
+            <w:tcW w:w="3215" w:type="dxa"/>
+            <w:vAlign w:val="center"/>
+            <w:hideMark/>
+          </w:tcPr>
+          <w:p/>
         </w:tc>
       </w:tr>
     </w:tbl>
+    <w:p>
+      <w:pPr>
+        <w:pStyle w:val="ListParagraph"/>
+        <w:ind w:left="360"/>
+        <w:rPr>
+          <w:b/>
+          <w:bCs/>
+        </w:rPr>
+      </w:pPr>
+    </w:p>
     <w:p>
       <w:pPr>
         <w:pStyle w:val="ListParagraph"/>
@@ -4201,23 +3886,13 @@
           <w:b/>
           <w:bCs/>
         </w:rPr>
-        <w:t>ValidationReport</w:t>
+        <w:t>AcademicRecord</w:t>
       </w:r>
       <w:proofErr w:type="spellEnd"/>
     </w:p>
-    <w:p>
-      <w:pPr>
-        <w:pStyle w:val="ListParagraph"/>
-        <w:ind w:left="360"/>
-        <w:rPr>
-          <w:b/>
-          <w:bCs/>
-        </w:rPr>
-      </w:pPr>
-    </w:p>
     <w:tbl>
       <w:tblPr>
-        <w:tblpPr w:leftFromText="180" w:rightFromText="180" w:vertAnchor="text" w:horzAnchor="page" w:tblpX="2269" w:tblpY="344"/>
+        <w:tblpPr w:leftFromText="180" w:rightFromText="180" w:vertAnchor="text" w:horzAnchor="page" w:tblpX="2125" w:tblpY="44"/>
         <w:tblW w:w="0" w:type="auto"/>
         <w:tblCellSpacing w:w="15" w:type="dxa"/>
         <w:tblCellMar>
@@ -4326,10 +4001,10 @@
           </w:tcPr>
           <w:p>
             <w:proofErr w:type="spellStart"/>
-            <w:r>
-              <w:t>user_id</w:t>
-            </w:r>
-            <w:proofErr w:type="spellEnd"/>
+            <w:proofErr w:type="spellEnd"/>
+            <w:r>
+              <w:t>academic_record_id</w:t>
+            </w:r>
           </w:p>
         </w:tc>
         <w:tc>
@@ -4368,266 +4043,159 @@
             <w:hideMark/>
           </w:tcPr>
           <w:p>
-            <w:r>
-              <w:t>username</w:t>
-            </w:r>
-          </w:p>
-        </w:tc>
-        <w:tc>
-          <w:tcPr>
-            <w:tcW w:w="1955" w:type="dxa"/>
-            <w:vAlign w:val="center"/>
-            <w:hideMark/>
-          </w:tcPr>
-          <w:p>
-            <w:proofErr w:type="gramStart"/>
-            <w:r>
-              <w:t>VARCHAR(</w:t>
-            </w:r>
-            <w:proofErr w:type="gramEnd"/>
-            <w:r>
-              <w:t>50)</w:t>
-            </w:r>
-          </w:p>
-        </w:tc>
-        <w:tc>
-          <w:tcPr>
-            <w:tcW w:w="3215" w:type="dxa"/>
-            <w:vAlign w:val="center"/>
-            <w:hideMark/>
-          </w:tcPr>
-          <w:p>
-            <w:r>
-              <w:t>Unique</w:t>
-            </w:r>
-          </w:p>
-        </w:tc>
-      </w:tr>
-      <w:tr>
-        <w:trPr>
-          <w:tblCellSpacing w:w="15" w:type="dxa"/>
-        </w:trPr>
-        <w:tc>
-          <w:tcPr>
-            <w:tcW w:w="1798" w:type="dxa"/>
-            <w:vAlign w:val="center"/>
-            <w:hideMark/>
-          </w:tcPr>
-          <w:p>
-            <w:proofErr w:type="spellStart"/>
-            <w:r>
-              <w:t>password_hash</w:t>
-            </w:r>
-            <w:proofErr w:type="spellEnd"/>
-          </w:p>
-        </w:tc>
-        <w:tc>
-          <w:tcPr>
-            <w:tcW w:w="1955" w:type="dxa"/>
-            <w:vAlign w:val="center"/>
-            <w:hideMark/>
-          </w:tcPr>
-          <w:p>
-            <w:proofErr w:type="gramStart"/>
-            <w:r>
-              <w:t>VARCHAR(</w:t>
-            </w:r>
-            <w:proofErr w:type="gramEnd"/>
-            <w:r>
-              <w:t>255)</w:t>
-            </w:r>
-          </w:p>
-        </w:tc>
-        <w:tc>
-          <w:tcPr>
-            <w:tcW w:w="3215" w:type="dxa"/>
-            <w:vAlign w:val="center"/>
-            <w:hideMark/>
-          </w:tcPr>
-          <w:p>
-            <w:r>
-              <w:t>Not Null</w:t>
-            </w:r>
-          </w:p>
-        </w:tc>
-      </w:tr>
-      <w:tr>
-        <w:trPr>
-          <w:tblCellSpacing w:w="15" w:type="dxa"/>
-        </w:trPr>
-        <w:tc>
-          <w:tcPr>
-            <w:tcW w:w="1798" w:type="dxa"/>
-            <w:vAlign w:val="center"/>
-            <w:hideMark/>
-          </w:tcPr>
-          <w:p>
-            <w:r>
-              <w:t>email</w:t>
-            </w:r>
-          </w:p>
-        </w:tc>
-        <w:tc>
-          <w:tcPr>
-            <w:tcW w:w="1955" w:type="dxa"/>
-            <w:vAlign w:val="center"/>
-            <w:hideMark/>
-          </w:tcPr>
-          <w:p>
-            <w:proofErr w:type="gramStart"/>
-            <w:r>
-              <w:t>VARCHAR(</w:t>
-            </w:r>
-            <w:proofErr w:type="gramEnd"/>
-            <w:r>
-              <w:t>100)</w:t>
-            </w:r>
-          </w:p>
-        </w:tc>
-        <w:tc>
-          <w:tcPr>
-            <w:tcW w:w="3215" w:type="dxa"/>
-            <w:vAlign w:val="center"/>
-            <w:hideMark/>
-          </w:tcPr>
-          <w:p>
-            <w:r>
-              <w:t>Unique</w:t>
-            </w:r>
-          </w:p>
-        </w:tc>
-      </w:tr>
-      <w:tr>
-        <w:trPr>
-          <w:tblCellSpacing w:w="15" w:type="dxa"/>
-        </w:trPr>
-        <w:tc>
-          <w:tcPr>
-            <w:tcW w:w="1798" w:type="dxa"/>
-            <w:vAlign w:val="center"/>
-            <w:hideMark/>
-          </w:tcPr>
-          <w:p>
-            <w:r>
-              <w:t>role</w:t>
-            </w:r>
-          </w:p>
-        </w:tc>
-        <w:tc>
-          <w:tcPr>
-            <w:tcW w:w="1955" w:type="dxa"/>
-            <w:vAlign w:val="center"/>
-            <w:hideMark/>
-          </w:tcPr>
-          <w:p>
-            <w:proofErr w:type="gramStart"/>
-            <w:r>
-              <w:t>VARCHAR(</w:t>
-            </w:r>
-            <w:proofErr w:type="gramEnd"/>
-            <w:r>
-              <w:t>30)</w:t>
-            </w:r>
-          </w:p>
-        </w:tc>
-        <w:tc>
-          <w:tcPr>
-            <w:tcW w:w="3215" w:type="dxa"/>
-            <w:vAlign w:val="center"/>
-            <w:hideMark/>
-          </w:tcPr>
-          <w:p>
-            <w:r>
-              <w:t>Not Null</w:t>
-            </w:r>
-          </w:p>
-        </w:tc>
-      </w:tr>
-      <w:tr>
-        <w:trPr>
-          <w:tblCellSpacing w:w="15" w:type="dxa"/>
-        </w:trPr>
-        <w:tc>
-          <w:tcPr>
-            <w:tcW w:w="1798" w:type="dxa"/>
-            <w:vAlign w:val="center"/>
-            <w:hideMark/>
-          </w:tcPr>
-          <w:p>
-            <w:r>
-              <w:t>status</w:t>
-            </w:r>
-          </w:p>
-        </w:tc>
-        <w:tc>
-          <w:tcPr>
-            <w:tcW w:w="1955" w:type="dxa"/>
-            <w:vAlign w:val="center"/>
-            <w:hideMark/>
-          </w:tcPr>
-          <w:p>
-            <w:proofErr w:type="gramStart"/>
-            <w:r>
-              <w:t>VARCHAR(</w:t>
-            </w:r>
-            <w:proofErr w:type="gramEnd"/>
-            <w:r>
-              <w:t>20)</w:t>
-            </w:r>
-          </w:p>
-        </w:tc>
-        <w:tc>
-          <w:tcPr>
-            <w:tcW w:w="3215" w:type="dxa"/>
-            <w:vAlign w:val="center"/>
-            <w:hideMark/>
-          </w:tcPr>
-          <w:p>
-            <w:r>
-              <w:t>Default Active</w:t>
-            </w:r>
-          </w:p>
-        </w:tc>
-      </w:tr>
-      <w:tr>
-        <w:trPr>
-          <w:tblCellSpacing w:w="15" w:type="dxa"/>
-        </w:trPr>
-        <w:tc>
-          <w:tcPr>
-            <w:tcW w:w="1798" w:type="dxa"/>
-            <w:vAlign w:val="center"/>
-            <w:hideMark/>
-          </w:tcPr>
-          <w:p>
-            <w:proofErr w:type="spellStart"/>
-            <w:r>
-              <w:t>created_at</w:t>
-            </w:r>
-            <w:proofErr w:type="spellEnd"/>
-          </w:p>
-        </w:tc>
-        <w:tc>
-          <w:tcPr>
-            <w:tcW w:w="1955" w:type="dxa"/>
-            <w:vAlign w:val="center"/>
-            <w:hideMark/>
-          </w:tcPr>
-          <w:p>
-            <w:r>
-              <w:t>TIMESTAMP</w:t>
-            </w:r>
-          </w:p>
-        </w:tc>
-        <w:tc>
-          <w:tcPr>
-            <w:tcW w:w="3215" w:type="dxa"/>
-            <w:vAlign w:val="center"/>
-            <w:hideMark/>
-          </w:tcPr>
-          <w:p>
-            <w:r>
-              <w:t>Default CURRENT_TIMESTAMP</w:t>
+            <w:proofErr w:type="spellStart"/>
+            <w:proofErr w:type="spellEnd"/>
+            <w:r>
+              <w:t>lrn</w:t>
+            </w:r>
+          </w:p>
+        </w:tc>
+        <w:tc>
+          <w:tcPr>
+            <w:tcW w:w="1955" w:type="dxa"/>
+            <w:vAlign w:val="center"/>
+            <w:hideMark/>
+          </w:tcPr>
+          <w:p>
+            <w:r>
+              <w:t>VARCHAR(20)</w:t>
+            </w:r>
+          </w:p>
+        </w:tc>
+        <w:tc>
+          <w:tcPr>
+            <w:tcW w:w="3215" w:type="dxa"/>
+            <w:vAlign w:val="center"/>
+            <w:hideMark/>
+          </w:tcPr>
+          <w:p>
+            <w:r>
+              <w:t>Not Null, FK -&gt; students(lrn); Unique with school_year_id</w:t>
+            </w:r>
+          </w:p>
+        </w:tc>
+      </w:tr>
+      <w:tr>
+        <w:trPr>
+          <w:tblCellSpacing w:w="15" w:type="dxa"/>
+        </w:trPr>
+        <w:tc>
+          <w:tcPr>
+            <w:tcW w:w="1798" w:type="dxa"/>
+            <w:vAlign w:val="center"/>
+            <w:hideMark/>
+          </w:tcPr>
+          <w:p>
+            <w:proofErr w:type="spellStart"/>
+            <w:proofErr w:type="spellEnd"/>
+            <w:r>
+              <w:t>school_year_id</w:t>
+            </w:r>
+          </w:p>
+        </w:tc>
+        <w:tc>
+          <w:tcPr>
+            <w:tcW w:w="1955" w:type="dxa"/>
+            <w:vAlign w:val="center"/>
+            <w:hideMark/>
+          </w:tcPr>
+          <w:p>
+            <w:r>
+              <w:t>INTEGER</w:t>
+            </w:r>
+          </w:p>
+        </w:tc>
+        <w:tc>
+          <w:tcPr>
+            <w:tcW w:w="3215" w:type="dxa"/>
+            <w:vAlign w:val="center"/>
+            <w:hideMark/>
+          </w:tcPr>
+          <w:p>
+            <w:r>
+              <w:t>Not Null, FK -&gt; school_years(school_year_id); Unique with lrn</w:t>
+            </w:r>
+          </w:p>
+        </w:tc>
+      </w:tr>
+      <w:tr>
+        <w:trPr>
+          <w:tblCellSpacing w:w="15" w:type="dxa"/>
+        </w:trPr>
+        <w:tc>
+          <w:tcPr>
+            <w:tcW w:w="1798" w:type="dxa"/>
+            <w:vAlign w:val="center"/>
+            <w:hideMark/>
+          </w:tcPr>
+          <w:p>
+            <w:proofErr w:type="spellStart"/>
+            <w:proofErr w:type="spellEnd"/>
+            <w:r>
+              <w:t>general_average</w:t>
+            </w:r>
+          </w:p>
+        </w:tc>
+        <w:tc>
+          <w:tcPr>
+            <w:tcW w:w="1955" w:type="dxa"/>
+            <w:vAlign w:val="center"/>
+            <w:hideMark/>
+          </w:tcPr>
+          <w:p>
+            <w:r>
+              <w:t>NUMERIC(5,2)</w:t>
+            </w:r>
+          </w:p>
+        </w:tc>
+        <w:tc>
+          <w:tcPr>
+            <w:tcW w:w="3215" w:type="dxa"/>
+            <w:vAlign w:val="center"/>
+            <w:hideMark/>
+          </w:tcPr>
+          <w:p/>
+        </w:tc>
+      </w:tr>
+      <w:tr>
+        <w:trPr>
+          <w:tblCellSpacing w:w="15" w:type="dxa"/>
+        </w:trPr>
+        <w:tc>
+          <w:tcPr>
+            <w:tcW w:w="1798" w:type="dxa"/>
+            <w:vAlign w:val="center"/>
+            <w:hideMark/>
+          </w:tcPr>
+          <w:p>
+            <w:proofErr w:type="spellStart"/>
+            <w:proofErr w:type="spellEnd"/>
+            <w:r>
+              <w:t>consolidation_status</w:t>
+            </w:r>
+          </w:p>
+        </w:tc>
+        <w:tc>
+          <w:tcPr>
+            <w:tcW w:w="1955" w:type="dxa"/>
+            <w:vAlign w:val="center"/>
+            <w:hideMark/>
+          </w:tcPr>
+          <w:p>
+            <w:r>
+              <w:t>VARCHAR(30)</w:t>
+            </w:r>
+          </w:p>
+        </w:tc>
+        <w:tc>
+          <w:tcPr>
+            <w:tcW w:w="3215" w:type="dxa"/>
+            <w:vAlign w:val="center"/>
+            <w:hideMark/>
+          </w:tcPr>
+          <w:p>
+            <w:r>
+              <w:t>Default 'Pending'</w:t>
             </w:r>
           </w:p>
         </w:tc>
@@ -4646,14 +4214,12 @@
     <w:p>
       <w:pPr>
         <w:pStyle w:val="ListParagraph"/>
-        <w:numPr>
-          <w:ilvl w:val="1"/>
-          <w:numId w:val="5"/>
-        </w:numPr>
-      </w:pPr>
-      <w:r>
-        <w:t>SF10</w:t>
-      </w:r>
+        <w:ind w:left="360"/>
+        <w:rPr>
+          <w:b/>
+          <w:bCs/>
+        </w:rPr>
+      </w:pPr>
     </w:p>
     <w:p>
       <w:pPr>
@@ -4667,27 +4233,19 @@
           <w:bCs/>
         </w:rPr>
       </w:pPr>
+      <w:proofErr w:type="spellStart"/>
       <w:r>
         <w:rPr>
           <w:b/>
           <w:bCs/>
         </w:rPr>
-        <w:t>Submission</w:t>
+        <w:t>ValidationReport</w:t>
       </w:r>
-    </w:p>
-    <w:p>
-      <w:pPr>
-        <w:pStyle w:val="ListParagraph"/>
-        <w:ind w:left="360"/>
-        <w:rPr>
-          <w:b/>
-          <w:bCs/>
-        </w:rPr>
-      </w:pPr>
+      <w:proofErr w:type="spellEnd"/>
     </w:p>
     <w:tbl>
       <w:tblPr>
-        <w:tblpPr w:leftFromText="180" w:rightFromText="180" w:vertAnchor="text" w:horzAnchor="page" w:tblpX="2269" w:tblpY="344"/>
+        <w:tblpPr w:leftFromText="180" w:rightFromText="180" w:vertAnchor="text" w:horzAnchor="page" w:tblpX="2125" w:tblpY="44"/>
         <w:tblW w:w="0" w:type="auto"/>
         <w:tblCellSpacing w:w="15" w:type="dxa"/>
         <w:tblCellMar>
@@ -4796,10 +4354,10 @@
           </w:tcPr>
           <w:p>
             <w:proofErr w:type="spellStart"/>
-            <w:r>
-              <w:t>user_id</w:t>
-            </w:r>
-            <w:proofErr w:type="spellEnd"/>
+            <w:proofErr w:type="spellEnd"/>
+            <w:r>
+              <w:t>validation_id</w:t>
+            </w:r>
           </w:p>
         </w:tc>
         <w:tc>
@@ -4838,73 +4396,65 @@
             <w:hideMark/>
           </w:tcPr>
           <w:p>
-            <w:r>
-              <w:t>username</w:t>
-            </w:r>
-          </w:p>
-        </w:tc>
-        <w:tc>
-          <w:tcPr>
-            <w:tcW w:w="1955" w:type="dxa"/>
-            <w:vAlign w:val="center"/>
-            <w:hideMark/>
-          </w:tcPr>
-          <w:p>
-            <w:proofErr w:type="gramStart"/>
-            <w:r>
-              <w:t>VARCHAR(</w:t>
-            </w:r>
-            <w:proofErr w:type="gramEnd"/>
-            <w:r>
-              <w:t>50)</w:t>
-            </w:r>
-          </w:p>
-        </w:tc>
-        <w:tc>
-          <w:tcPr>
-            <w:tcW w:w="3215" w:type="dxa"/>
-            <w:vAlign w:val="center"/>
-            <w:hideMark/>
-          </w:tcPr>
-          <w:p>
-            <w:r>
-              <w:t>Unique</w:t>
-            </w:r>
-          </w:p>
-        </w:tc>
-      </w:tr>
-      <w:tr>
-        <w:trPr>
-          <w:tblCellSpacing w:w="15" w:type="dxa"/>
-        </w:trPr>
-        <w:tc>
-          <w:tcPr>
-            <w:tcW w:w="1798" w:type="dxa"/>
-            <w:vAlign w:val="center"/>
-            <w:hideMark/>
-          </w:tcPr>
-          <w:p>
-            <w:proofErr w:type="spellStart"/>
-            <w:r>
-              <w:t>password_hash</w:t>
-            </w:r>
-            <w:proofErr w:type="spellEnd"/>
-          </w:p>
-        </w:tc>
-        <w:tc>
-          <w:tcPr>
-            <w:tcW w:w="1955" w:type="dxa"/>
-            <w:vAlign w:val="center"/>
-            <w:hideMark/>
-          </w:tcPr>
-          <w:p>
-            <w:proofErr w:type="gramStart"/>
-            <w:r>
-              <w:t>VARCHAR(</w:t>
-            </w:r>
-            <w:proofErr w:type="gramEnd"/>
-            <w:r>
-              <w:t>255)</w:t>
+            <w:proofErr w:type="spellStart"/>
+            <w:proofErr w:type="spellEnd"/>
+            <w:r>
+              <w:t>academic_record_id</w:t>
+            </w:r>
+          </w:p>
+        </w:tc>
+        <w:tc>
+          <w:tcPr>
+            <w:tcW w:w="1955" w:type="dxa"/>
+            <w:vAlign w:val="center"/>
+            <w:hideMark/>
+          </w:tcPr>
+          <w:p>
+            <w:r>
+              <w:t>INTEGER</w:t>
+            </w:r>
+          </w:p>
+        </w:tc>
+        <w:tc>
+          <w:tcPr>
+            <w:tcW w:w="3215" w:type="dxa"/>
+            <w:vAlign w:val="center"/>
+            <w:hideMark/>
+          </w:tcPr>
+          <w:p>
+            <w:r>
+              <w:t>Not Null, FK -&gt; academic_records(academic_record_id)</w:t>
+            </w:r>
+          </w:p>
+        </w:tc>
+      </w:tr>
+      <w:tr>
+        <w:trPr>
+          <w:tblCellSpacing w:w="15" w:type="dxa"/>
+        </w:trPr>
+        <w:tc>
+          <w:tcPr>
+            <w:tcW w:w="1798" w:type="dxa"/>
+            <w:vAlign w:val="center"/>
+            <w:hideMark/>
+          </w:tcPr>
+          <w:p>
+            <w:proofErr w:type="spellStart"/>
+            <w:proofErr w:type="spellEnd"/>
+            <w:r>
+              <w:t>validation_status</w:t>
+            </w:r>
+          </w:p>
+        </w:tc>
+        <w:tc>
+          <w:tcPr>
+            <w:tcW w:w="1955" w:type="dxa"/>
+            <w:vAlign w:val="center"/>
+            <w:hideMark/>
+          </w:tcPr>
+          <w:p>
+            <w:r>
+              <w:t>VARCHAR(30)</w:t>
             </w:r>
           </w:p>
         </w:tc>
@@ -4932,150 +4482,50 @@
             <w:hideMark/>
           </w:tcPr>
           <w:p>
-            <w:r>
-              <w:t>email</w:t>
-            </w:r>
-          </w:p>
-        </w:tc>
-        <w:tc>
-          <w:tcPr>
-            <w:tcW w:w="1955" w:type="dxa"/>
-            <w:vAlign w:val="center"/>
-            <w:hideMark/>
-          </w:tcPr>
-          <w:p>
-            <w:proofErr w:type="gramStart"/>
-            <w:r>
-              <w:t>VARCHAR(</w:t>
-            </w:r>
-            <w:proofErr w:type="gramEnd"/>
-            <w:r>
-              <w:t>100)</w:t>
-            </w:r>
-          </w:p>
-        </w:tc>
-        <w:tc>
-          <w:tcPr>
-            <w:tcW w:w="3215" w:type="dxa"/>
-            <w:vAlign w:val="center"/>
-            <w:hideMark/>
-          </w:tcPr>
-          <w:p>
-            <w:r>
-              <w:t>Unique</w:t>
-            </w:r>
-          </w:p>
-        </w:tc>
-      </w:tr>
-      <w:tr>
-        <w:trPr>
-          <w:tblCellSpacing w:w="15" w:type="dxa"/>
-        </w:trPr>
-        <w:tc>
-          <w:tcPr>
-            <w:tcW w:w="1798" w:type="dxa"/>
-            <w:vAlign w:val="center"/>
-            <w:hideMark/>
-          </w:tcPr>
-          <w:p>
-            <w:r>
-              <w:t>role</w:t>
-            </w:r>
-          </w:p>
-        </w:tc>
-        <w:tc>
-          <w:tcPr>
-            <w:tcW w:w="1955" w:type="dxa"/>
-            <w:vAlign w:val="center"/>
-            <w:hideMark/>
-          </w:tcPr>
-          <w:p>
-            <w:proofErr w:type="gramStart"/>
-            <w:r>
-              <w:t>VARCHAR(</w:t>
-            </w:r>
-            <w:proofErr w:type="gramEnd"/>
-            <w:r>
-              <w:t>30)</w:t>
-            </w:r>
-          </w:p>
-        </w:tc>
-        <w:tc>
-          <w:tcPr>
-            <w:tcW w:w="3215" w:type="dxa"/>
-            <w:vAlign w:val="center"/>
-            <w:hideMark/>
-          </w:tcPr>
-          <w:p>
-            <w:r>
-              <w:t>Not Null</w:t>
-            </w:r>
-          </w:p>
-        </w:tc>
-      </w:tr>
-      <w:tr>
-        <w:trPr>
-          <w:tblCellSpacing w:w="15" w:type="dxa"/>
-        </w:trPr>
-        <w:tc>
-          <w:tcPr>
-            <w:tcW w:w="1798" w:type="dxa"/>
-            <w:vAlign w:val="center"/>
-            <w:hideMark/>
-          </w:tcPr>
-          <w:p>
-            <w:r>
-              <w:lastRenderedPageBreak/>
-              <w:t>status</w:t>
-            </w:r>
-          </w:p>
-        </w:tc>
-        <w:tc>
-          <w:tcPr>
-            <w:tcW w:w="1955" w:type="dxa"/>
-            <w:vAlign w:val="center"/>
-            <w:hideMark/>
-          </w:tcPr>
-          <w:p>
-            <w:proofErr w:type="gramStart"/>
-            <w:r>
-              <w:t>VARCHAR(</w:t>
-            </w:r>
-            <w:proofErr w:type="gramEnd"/>
-            <w:r>
-              <w:t>20)</w:t>
-            </w:r>
-          </w:p>
-        </w:tc>
-        <w:tc>
-          <w:tcPr>
-            <w:tcW w:w="3215" w:type="dxa"/>
-            <w:vAlign w:val="center"/>
-            <w:hideMark/>
-          </w:tcPr>
-          <w:p>
-            <w:r>
-              <w:t>Default Active</w:t>
-            </w:r>
-          </w:p>
-        </w:tc>
-      </w:tr>
-      <w:tr>
-        <w:trPr>
-          <w:tblCellSpacing w:w="15" w:type="dxa"/>
-        </w:trPr>
-        <w:tc>
-          <w:tcPr>
-            <w:tcW w:w="1798" w:type="dxa"/>
-            <w:vAlign w:val="center"/>
-            <w:hideMark/>
-          </w:tcPr>
-          <w:p>
-            <w:proofErr w:type="spellStart"/>
-            <w:r>
-              <w:t>created_at</w:t>
-            </w:r>
-            <w:proofErr w:type="spellEnd"/>
+            <w:proofErr w:type="spellStart"/>
+            <w:proofErr w:type="spellEnd"/>
+            <w:r>
+              <w:t>remarks</w:t>
+            </w:r>
+          </w:p>
+        </w:tc>
+        <w:tc>
+          <w:tcPr>
+            <w:tcW w:w="1955" w:type="dxa"/>
+            <w:vAlign w:val="center"/>
+            <w:hideMark/>
+          </w:tcPr>
+          <w:p>
+            <w:r>
+              <w:t>TEXT</w:t>
+            </w:r>
+          </w:p>
+        </w:tc>
+        <w:tc>
+          <w:tcPr>
+            <w:tcW w:w="3215" w:type="dxa"/>
+            <w:vAlign w:val="center"/>
+            <w:hideMark/>
+          </w:tcPr>
+          <w:p/>
+        </w:tc>
+      </w:tr>
+      <w:tr>
+        <w:trPr>
+          <w:tblCellSpacing w:w="15" w:type="dxa"/>
+        </w:trPr>
+        <w:tc>
+          <w:tcPr>
+            <w:tcW w:w="1798" w:type="dxa"/>
+            <w:vAlign w:val="center"/>
+            <w:hideMark/>
+          </w:tcPr>
+          <w:p>
+            <w:proofErr w:type="spellStart"/>
+            <w:proofErr w:type="spellEnd"/>
+            <w:r>
+              <w:t>validated_at</w:t>
+            </w:r>
           </w:p>
         </w:tc>
         <w:tc>
@@ -5117,26 +4567,6 @@
     <w:p>
       <w:pPr>
         <w:pStyle w:val="ListParagraph"/>
-        <w:numPr>
-          <w:ilvl w:val="1"/>
-          <w:numId w:val="5"/>
-        </w:numPr>
-        <w:rPr>
-          <w:b/>
-          <w:bCs/>
-        </w:rPr>
-      </w:pPr>
-      <w:r>
-        <w:rPr>
-          <w:b/>
-          <w:bCs/>
-        </w:rPr>
-        <w:t>Notification</w:t>
-      </w:r>
-    </w:p>
-    <w:p>
-      <w:pPr>
-        <w:pStyle w:val="ListParagraph"/>
         <w:ind w:left="360"/>
         <w:rPr>
           <w:b/>
@@ -5144,9 +4574,21 @@
         </w:rPr>
       </w:pPr>
     </w:p>
+    <w:p>
+      <w:pPr>
+        <w:pStyle w:val="ListParagraph"/>
+        <w:numPr>
+          <w:ilvl w:val="1"/>
+          <w:numId w:val="5"/>
+        </w:numPr>
+      </w:pPr>
+      <w:r>
+        <w:t>SF10</w:t>
+      </w:r>
+    </w:p>
     <w:tbl>
       <w:tblPr>
-        <w:tblpPr w:leftFromText="180" w:rightFromText="180" w:vertAnchor="text" w:horzAnchor="page" w:tblpX="2269" w:tblpY="344"/>
+        <w:tblpPr w:leftFromText="180" w:rightFromText="180" w:vertAnchor="text" w:horzAnchor="page" w:tblpX="2125" w:tblpY="44"/>
         <w:tblW w:w="0" w:type="auto"/>
         <w:tblCellSpacing w:w="15" w:type="dxa"/>
         <w:tblCellMar>
@@ -5255,115 +4697,754 @@
           </w:tcPr>
           <w:p>
             <w:proofErr w:type="spellStart"/>
+            <w:proofErr w:type="spellEnd"/>
+            <w:r>
+              <w:t>sf10_id</w:t>
+            </w:r>
+          </w:p>
+        </w:tc>
+        <w:tc>
+          <w:tcPr>
+            <w:tcW w:w="1955" w:type="dxa"/>
+            <w:vAlign w:val="center"/>
+            <w:hideMark/>
+          </w:tcPr>
+          <w:p>
+            <w:r>
+              <w:t>SERIAL</w:t>
+            </w:r>
+          </w:p>
+        </w:tc>
+        <w:tc>
+          <w:tcPr>
+            <w:tcW w:w="3215" w:type="dxa"/>
+            <w:vAlign w:val="center"/>
+            <w:hideMark/>
+          </w:tcPr>
+          <w:p>
+            <w:r>
+              <w:t>Primary Key</w:t>
+            </w:r>
+          </w:p>
+        </w:tc>
+      </w:tr>
+      <w:tr>
+        <w:trPr>
+          <w:tblCellSpacing w:w="15" w:type="dxa"/>
+        </w:trPr>
+        <w:tc>
+          <w:tcPr>
+            <w:tcW w:w="1798" w:type="dxa"/>
+            <w:vAlign w:val="center"/>
+            <w:hideMark/>
+          </w:tcPr>
+          <w:p>
+            <w:proofErr w:type="spellStart"/>
+            <w:proofErr w:type="spellEnd"/>
+            <w:r>
+              <w:t>academic_record_id</w:t>
+            </w:r>
+          </w:p>
+        </w:tc>
+        <w:tc>
+          <w:tcPr>
+            <w:tcW w:w="1955" w:type="dxa"/>
+            <w:vAlign w:val="center"/>
+            <w:hideMark/>
+          </w:tcPr>
+          <w:p>
+            <w:r>
+              <w:t>INTEGER</w:t>
+            </w:r>
+          </w:p>
+        </w:tc>
+        <w:tc>
+          <w:tcPr>
+            <w:tcW w:w="3215" w:type="dxa"/>
+            <w:vAlign w:val="center"/>
+            <w:hideMark/>
+          </w:tcPr>
+          <w:p>
+            <w:r>
+              <w:t>Not Null, FK -&gt; academic_records(academic_record_id)</w:t>
+            </w:r>
+          </w:p>
+        </w:tc>
+      </w:tr>
+      <w:tr>
+        <w:trPr>
+          <w:tblCellSpacing w:w="15" w:type="dxa"/>
+        </w:trPr>
+        <w:tc>
+          <w:tcPr>
+            <w:tcW w:w="1798" w:type="dxa"/>
+            <w:vAlign w:val="center"/>
+            <w:hideMark/>
+          </w:tcPr>
+          <w:p>
+            <w:proofErr w:type="spellStart"/>
+            <w:proofErr w:type="spellEnd"/>
+            <w:r>
+              <w:t>generated_at</w:t>
+            </w:r>
+          </w:p>
+        </w:tc>
+        <w:tc>
+          <w:tcPr>
+            <w:tcW w:w="1955" w:type="dxa"/>
+            <w:vAlign w:val="center"/>
+            <w:hideMark/>
+          </w:tcPr>
+          <w:p>
+            <w:r>
+              <w:t>TIMESTAMP</w:t>
+            </w:r>
+          </w:p>
+        </w:tc>
+        <w:tc>
+          <w:tcPr>
+            <w:tcW w:w="3215" w:type="dxa"/>
+            <w:vAlign w:val="center"/>
+            <w:hideMark/>
+          </w:tcPr>
+          <w:p>
+            <w:r>
+              <w:t>Default CURRENT_TIMESTAMP</w:t>
+            </w:r>
+          </w:p>
+        </w:tc>
+      </w:tr>
+      <w:tr>
+        <w:trPr>
+          <w:tblCellSpacing w:w="15" w:type="dxa"/>
+        </w:trPr>
+        <w:tc>
+          <w:tcPr>
+            <w:tcW w:w="1798" w:type="dxa"/>
+            <w:vAlign w:val="center"/>
+            <w:hideMark/>
+          </w:tcPr>
+          <w:p>
+            <w:proofErr w:type="spellStart"/>
+            <w:proofErr w:type="spellEnd"/>
+            <w:r>
+              <w:t>approval_status</w:t>
+            </w:r>
+          </w:p>
+        </w:tc>
+        <w:tc>
+          <w:tcPr>
+            <w:tcW w:w="1955" w:type="dxa"/>
+            <w:vAlign w:val="center"/>
+            <w:hideMark/>
+          </w:tcPr>
+          <w:p>
+            <w:r>
+              <w:t>VARCHAR(30)</w:t>
+            </w:r>
+          </w:p>
+        </w:tc>
+        <w:tc>
+          <w:tcPr>
+            <w:tcW w:w="3215" w:type="dxa"/>
+            <w:vAlign w:val="center"/>
+            <w:hideMark/>
+          </w:tcPr>
+          <w:p>
+            <w:r>
+              <w:t>Default 'Pending'</w:t>
+            </w:r>
+          </w:p>
+        </w:tc>
+      </w:tr>
+    </w:tbl>
+    <w:p>
+      <w:pPr>
+        <w:pStyle w:val="ListParagraph"/>
+        <w:numPr>
+          <w:ilvl w:val="1"/>
+          <w:numId w:val="5"/>
+        </w:numPr>
+        <w:rPr>
+          <w:b/>
+          <w:bCs/>
+        </w:rPr>
+      </w:pPr>
+      <w:r>
+        <w:rPr>
+          <w:b/>
+          <w:bCs/>
+        </w:rPr>
+        <w:t>Submission</w:t>
+      </w:r>
+    </w:p>
+    <w:tbl>
+      <w:tblPr>
+        <w:tblpPr w:leftFromText="180" w:rightFromText="180" w:vertAnchor="text" w:horzAnchor="page" w:tblpX="2125" w:tblpY="44"/>
+        <w:tblW w:w="0" w:type="auto"/>
+        <w:tblCellSpacing w:w="15" w:type="dxa"/>
+        <w:tblCellMar>
+          <w:top w:w="15" w:type="dxa"/>
+          <w:left w:w="15" w:type="dxa"/>
+          <w:bottom w:w="15" w:type="dxa"/>
+          <w:right w:w="15" w:type="dxa"/>
+        </w:tblCellMar>
+        <w:tblLook w:val="04A0" w:firstRow="1" w:lastRow="0" w:firstColumn="1" w:lastColumn="0" w:noHBand="0" w:noVBand="1"/>
+      </w:tblPr>
+      <w:tblGrid>
+        <w:gridCol w:w="1843"/>
+        <w:gridCol w:w="1985"/>
+        <w:gridCol w:w="3260"/>
+      </w:tblGrid>
+      <w:tr>
+        <w:trPr>
+          <w:tblHeader/>
+          <w:tblCellSpacing w:w="15" w:type="dxa"/>
+        </w:trPr>
+        <w:tc>
+          <w:tcPr>
+            <w:tcW w:w="1798" w:type="dxa"/>
+            <w:tcBorders>
+              <w:bottom w:val="single" w:sz="4" w:space="0" w:color="auto"/>
+            </w:tcBorders>
+            <w:vAlign w:val="center"/>
+            <w:hideMark/>
+          </w:tcPr>
+          <w:p>
+            <w:pPr>
+              <w:rPr>
+                <w:b/>
+                <w:bCs/>
+              </w:rPr>
+            </w:pPr>
+            <w:r>
+              <w:rPr>
+                <w:b/>
+                <w:bCs/>
+              </w:rPr>
+              <w:t>Column</w:t>
+            </w:r>
+          </w:p>
+        </w:tc>
+        <w:tc>
+          <w:tcPr>
+            <w:tcW w:w="1955" w:type="dxa"/>
+            <w:tcBorders>
+              <w:bottom w:val="single" w:sz="4" w:space="0" w:color="auto"/>
+            </w:tcBorders>
+            <w:vAlign w:val="center"/>
+            <w:hideMark/>
+          </w:tcPr>
+          <w:p>
+            <w:pPr>
+              <w:rPr>
+                <w:b/>
+                <w:bCs/>
+              </w:rPr>
+            </w:pPr>
+            <w:r>
+              <w:rPr>
+                <w:b/>
+                <w:bCs/>
+              </w:rPr>
+              <w:t>Data Type</w:t>
+            </w:r>
+          </w:p>
+        </w:tc>
+        <w:tc>
+          <w:tcPr>
+            <w:tcW w:w="3215" w:type="dxa"/>
+            <w:tcBorders>
+              <w:bottom w:val="single" w:sz="4" w:space="0" w:color="auto"/>
+            </w:tcBorders>
+            <w:vAlign w:val="center"/>
+            <w:hideMark/>
+          </w:tcPr>
+          <w:p>
+            <w:pPr>
+              <w:rPr>
+                <w:b/>
+                <w:bCs/>
+              </w:rPr>
+            </w:pPr>
+            <w:r>
+              <w:rPr>
+                <w:b/>
+                <w:bCs/>
+              </w:rPr>
+              <w:t>Constraint</w:t>
+            </w:r>
+          </w:p>
+        </w:tc>
+      </w:tr>
+      <w:tr>
+        <w:trPr>
+          <w:tblCellSpacing w:w="15" w:type="dxa"/>
+        </w:trPr>
+        <w:tc>
+          <w:tcPr>
+            <w:tcW w:w="1798" w:type="dxa"/>
+            <w:vAlign w:val="center"/>
+            <w:hideMark/>
+          </w:tcPr>
+          <w:p>
+            <w:proofErr w:type="spellStart"/>
+            <w:proofErr w:type="spellEnd"/>
+            <w:r>
+              <w:t>submission_id</w:t>
+            </w:r>
+          </w:p>
+        </w:tc>
+        <w:tc>
+          <w:tcPr>
+            <w:tcW w:w="1955" w:type="dxa"/>
+            <w:vAlign w:val="center"/>
+            <w:hideMark/>
+          </w:tcPr>
+          <w:p>
+            <w:r>
+              <w:t>SERIAL</w:t>
+            </w:r>
+          </w:p>
+        </w:tc>
+        <w:tc>
+          <w:tcPr>
+            <w:tcW w:w="3215" w:type="dxa"/>
+            <w:vAlign w:val="center"/>
+            <w:hideMark/>
+          </w:tcPr>
+          <w:p>
+            <w:r>
+              <w:t>Primary Key</w:t>
+            </w:r>
+          </w:p>
+        </w:tc>
+      </w:tr>
+      <w:tr>
+        <w:trPr>
+          <w:tblCellSpacing w:w="15" w:type="dxa"/>
+        </w:trPr>
+        <w:tc>
+          <w:tcPr>
+            <w:tcW w:w="1798" w:type="dxa"/>
+            <w:vAlign w:val="center"/>
+            <w:hideMark/>
+          </w:tcPr>
+          <w:p>
+            <w:proofErr w:type="spellStart"/>
+            <w:proofErr w:type="spellEnd"/>
+            <w:r>
+              <w:t>sf10_id</w:t>
+            </w:r>
+          </w:p>
+        </w:tc>
+        <w:tc>
+          <w:tcPr>
+            <w:tcW w:w="1955" w:type="dxa"/>
+            <w:vAlign w:val="center"/>
+            <w:hideMark/>
+          </w:tcPr>
+          <w:p>
+            <w:r>
+              <w:t>INTEGER</w:t>
+            </w:r>
+          </w:p>
+        </w:tc>
+        <w:tc>
+          <w:tcPr>
+            <w:tcW w:w="3215" w:type="dxa"/>
+            <w:vAlign w:val="center"/>
+            <w:hideMark/>
+          </w:tcPr>
+          <w:p>
+            <w:r>
+              <w:t>Not Null, Unique, FK -&gt; sf10(sf10_id)</w:t>
+            </w:r>
+          </w:p>
+        </w:tc>
+      </w:tr>
+      <w:tr>
+        <w:trPr>
+          <w:tblCellSpacing w:w="15" w:type="dxa"/>
+        </w:trPr>
+        <w:tc>
+          <w:tcPr>
+            <w:tcW w:w="1798" w:type="dxa"/>
+            <w:vAlign w:val="center"/>
+            <w:hideMark/>
+          </w:tcPr>
+          <w:p>
+            <w:proofErr w:type="spellStart"/>
+            <w:proofErr w:type="spellEnd"/>
+            <w:r>
+              <w:t>teacher_id</w:t>
+            </w:r>
+          </w:p>
+        </w:tc>
+        <w:tc>
+          <w:tcPr>
+            <w:tcW w:w="1955" w:type="dxa"/>
+            <w:vAlign w:val="center"/>
+            <w:hideMark/>
+          </w:tcPr>
+          <w:p>
+            <w:r>
+              <w:t>INTEGER</w:t>
+            </w:r>
+          </w:p>
+        </w:tc>
+        <w:tc>
+          <w:tcPr>
+            <w:tcW w:w="3215" w:type="dxa"/>
+            <w:vAlign w:val="center"/>
+            <w:hideMark/>
+          </w:tcPr>
+          <w:p>
+            <w:r>
+              <w:t>Not Null, FK -&gt; teachers(teacher_id)</w:t>
+            </w:r>
+          </w:p>
+        </w:tc>
+      </w:tr>
+      <w:tr>
+        <w:trPr>
+          <w:tblCellSpacing w:w="15" w:type="dxa"/>
+        </w:trPr>
+        <w:tc>
+          <w:tcPr>
+            <w:tcW w:w="1798" w:type="dxa"/>
+            <w:vAlign w:val="center"/>
+            <w:hideMark/>
+          </w:tcPr>
+          <w:p>
+            <w:proofErr w:type="spellStart"/>
+            <w:proofErr w:type="spellEnd"/>
+            <w:r>
+              <w:t>submitted_at</w:t>
+            </w:r>
+          </w:p>
+        </w:tc>
+        <w:tc>
+          <w:tcPr>
+            <w:tcW w:w="1955" w:type="dxa"/>
+            <w:vAlign w:val="center"/>
+            <w:hideMark/>
+          </w:tcPr>
+          <w:p>
+            <w:r>
+              <w:t>TIMESTAMP</w:t>
+            </w:r>
+          </w:p>
+        </w:tc>
+        <w:tc>
+          <w:tcPr>
+            <w:tcW w:w="3215" w:type="dxa"/>
+            <w:vAlign w:val="center"/>
+            <w:hideMark/>
+          </w:tcPr>
+          <w:p>
+            <w:r>
+              <w:t>Default CURRENT_TIMESTAMP</w:t>
+            </w:r>
+          </w:p>
+        </w:tc>
+      </w:tr>
+      <w:tr>
+        <w:trPr>
+          <w:tblCellSpacing w:w="15" w:type="dxa"/>
+        </w:trPr>
+        <w:tc>
+          <w:tcPr>
+            <w:tcW w:w="1798" w:type="dxa"/>
+            <w:vAlign w:val="center"/>
+            <w:hideMark/>
+          </w:tcPr>
+          <w:p>
+            <w:proofErr w:type="spellStart"/>
+            <w:proofErr w:type="spellEnd"/>
+            <w:r>
+              <w:t>status</w:t>
+            </w:r>
+          </w:p>
+        </w:tc>
+        <w:tc>
+          <w:tcPr>
+            <w:tcW w:w="1955" w:type="dxa"/>
+            <w:vAlign w:val="center"/>
+            <w:hideMark/>
+          </w:tcPr>
+          <w:p>
+            <w:r>
+              <w:t>VARCHAR(30)</w:t>
+            </w:r>
+          </w:p>
+        </w:tc>
+        <w:tc>
+          <w:tcPr>
+            <w:tcW w:w="3215" w:type="dxa"/>
+            <w:vAlign w:val="center"/>
+            <w:hideMark/>
+          </w:tcPr>
+          <w:p>
+            <w:r>
+              <w:t>Default 'Pending'</w:t>
+            </w:r>
+          </w:p>
+        </w:tc>
+      </w:tr>
+    </w:tbl>
+    <w:p>
+      <w:pPr>
+        <w:pStyle w:val="ListParagraph"/>
+        <w:ind w:left="360"/>
+        <w:rPr>
+          <w:b/>
+          <w:bCs/>
+        </w:rPr>
+      </w:pPr>
+    </w:p>
+    <w:p>
+      <w:pPr>
+        <w:pStyle w:val="ListParagraph"/>
+        <w:ind w:left="360"/>
+        <w:rPr>
+          <w:b/>
+          <w:bCs/>
+        </w:rPr>
+      </w:pPr>
+    </w:p>
+    <w:p>
+      <w:pPr>
+        <w:pStyle w:val="ListParagraph"/>
+        <w:numPr>
+          <w:ilvl w:val="1"/>
+          <w:numId w:val="5"/>
+        </w:numPr>
+        <w:rPr>
+          <w:b/>
+          <w:bCs/>
+        </w:rPr>
+      </w:pPr>
+      <w:r>
+        <w:rPr>
+          <w:b/>
+          <w:bCs/>
+        </w:rPr>
+        <w:t>Notification</w:t>
+      </w:r>
+    </w:p>
+    <w:tbl>
+      <w:tblPr>
+        <w:tblpPr w:leftFromText="180" w:rightFromText="180" w:vertAnchor="text" w:horzAnchor="page" w:tblpX="2125" w:tblpY="44"/>
+        <w:tblW w:w="0" w:type="auto"/>
+        <w:tblCellSpacing w:w="15" w:type="dxa"/>
+        <w:tblCellMar>
+          <w:top w:w="15" w:type="dxa"/>
+          <w:left w:w="15" w:type="dxa"/>
+          <w:bottom w:w="15" w:type="dxa"/>
+          <w:right w:w="15" w:type="dxa"/>
+        </w:tblCellMar>
+        <w:tblLook w:val="04A0" w:firstRow="1" w:lastRow="0" w:firstColumn="1" w:lastColumn="0" w:noHBand="0" w:noVBand="1"/>
+      </w:tblPr>
+      <w:tblGrid>
+        <w:gridCol w:w="1843"/>
+        <w:gridCol w:w="1985"/>
+        <w:gridCol w:w="3260"/>
+      </w:tblGrid>
+      <w:tr>
+        <w:trPr>
+          <w:tblHeader/>
+          <w:tblCellSpacing w:w="15" w:type="dxa"/>
+        </w:trPr>
+        <w:tc>
+          <w:tcPr>
+            <w:tcW w:w="1798" w:type="dxa"/>
+            <w:tcBorders>
+              <w:bottom w:val="single" w:sz="4" w:space="0" w:color="auto"/>
+            </w:tcBorders>
+            <w:vAlign w:val="center"/>
+            <w:hideMark/>
+          </w:tcPr>
+          <w:p>
+            <w:pPr>
+              <w:rPr>
+                <w:b/>
+                <w:bCs/>
+              </w:rPr>
+            </w:pPr>
+            <w:r>
+              <w:rPr>
+                <w:b/>
+                <w:bCs/>
+              </w:rPr>
+              <w:t>Column</w:t>
+            </w:r>
+          </w:p>
+        </w:tc>
+        <w:tc>
+          <w:tcPr>
+            <w:tcW w:w="1955" w:type="dxa"/>
+            <w:tcBorders>
+              <w:bottom w:val="single" w:sz="4" w:space="0" w:color="auto"/>
+            </w:tcBorders>
+            <w:vAlign w:val="center"/>
+            <w:hideMark/>
+          </w:tcPr>
+          <w:p>
+            <w:pPr>
+              <w:rPr>
+                <w:b/>
+                <w:bCs/>
+              </w:rPr>
+            </w:pPr>
+            <w:r>
+              <w:rPr>
+                <w:b/>
+                <w:bCs/>
+              </w:rPr>
+              <w:t>Data Type</w:t>
+            </w:r>
+          </w:p>
+        </w:tc>
+        <w:tc>
+          <w:tcPr>
+            <w:tcW w:w="3215" w:type="dxa"/>
+            <w:tcBorders>
+              <w:bottom w:val="single" w:sz="4" w:space="0" w:color="auto"/>
+            </w:tcBorders>
+            <w:vAlign w:val="center"/>
+            <w:hideMark/>
+          </w:tcPr>
+          <w:p>
+            <w:pPr>
+              <w:rPr>
+                <w:b/>
+                <w:bCs/>
+              </w:rPr>
+            </w:pPr>
+            <w:r>
+              <w:rPr>
+                <w:b/>
+                <w:bCs/>
+              </w:rPr>
+              <w:t>Constraint</w:t>
+            </w:r>
+          </w:p>
+        </w:tc>
+      </w:tr>
+      <w:tr>
+        <w:trPr>
+          <w:tblCellSpacing w:w="15" w:type="dxa"/>
+        </w:trPr>
+        <w:tc>
+          <w:tcPr>
+            <w:tcW w:w="1798" w:type="dxa"/>
+            <w:vAlign w:val="center"/>
+            <w:hideMark/>
+          </w:tcPr>
+          <w:p>
+            <w:proofErr w:type="spellStart"/>
+            <w:proofErr w:type="spellEnd"/>
+            <w:r>
+              <w:t>notification_id</w:t>
+            </w:r>
+          </w:p>
+        </w:tc>
+        <w:tc>
+          <w:tcPr>
+            <w:tcW w:w="1955" w:type="dxa"/>
+            <w:vAlign w:val="center"/>
+            <w:hideMark/>
+          </w:tcPr>
+          <w:p>
+            <w:r>
+              <w:t>SERIAL</w:t>
+            </w:r>
+          </w:p>
+        </w:tc>
+        <w:tc>
+          <w:tcPr>
+            <w:tcW w:w="3215" w:type="dxa"/>
+            <w:vAlign w:val="center"/>
+            <w:hideMark/>
+          </w:tcPr>
+          <w:p>
+            <w:r>
+              <w:t>Primary Key</w:t>
+            </w:r>
+          </w:p>
+        </w:tc>
+      </w:tr>
+      <w:tr>
+        <w:trPr>
+          <w:tblCellSpacing w:w="15" w:type="dxa"/>
+        </w:trPr>
+        <w:tc>
+          <w:tcPr>
+            <w:tcW w:w="1798" w:type="dxa"/>
+            <w:vAlign w:val="center"/>
+            <w:hideMark/>
+          </w:tcPr>
+          <w:p>
+            <w:proofErr w:type="spellStart"/>
+            <w:proofErr w:type="spellEnd"/>
             <w:r>
               <w:t>user_id</w:t>
             </w:r>
-            <w:proofErr w:type="spellEnd"/>
-          </w:p>
-        </w:tc>
-        <w:tc>
-          <w:tcPr>
-            <w:tcW w:w="1955" w:type="dxa"/>
-            <w:vAlign w:val="center"/>
-            <w:hideMark/>
-          </w:tcPr>
-          <w:p>
-            <w:r>
-              <w:t>SERIAL</w:t>
-            </w:r>
-          </w:p>
-        </w:tc>
-        <w:tc>
-          <w:tcPr>
-            <w:tcW w:w="3215" w:type="dxa"/>
-            <w:vAlign w:val="center"/>
-            <w:hideMark/>
-          </w:tcPr>
-          <w:p>
-            <w:r>
-              <w:t>Primary Key</w:t>
-            </w:r>
-          </w:p>
-        </w:tc>
-      </w:tr>
-      <w:tr>
-        <w:trPr>
-          <w:tblCellSpacing w:w="15" w:type="dxa"/>
-        </w:trPr>
-        <w:tc>
-          <w:tcPr>
-            <w:tcW w:w="1798" w:type="dxa"/>
-            <w:vAlign w:val="center"/>
-            <w:hideMark/>
-          </w:tcPr>
-          <w:p>
-            <w:r>
-              <w:t>username</w:t>
-            </w:r>
-          </w:p>
-        </w:tc>
-        <w:tc>
-          <w:tcPr>
-            <w:tcW w:w="1955" w:type="dxa"/>
-            <w:vAlign w:val="center"/>
-            <w:hideMark/>
-          </w:tcPr>
-          <w:p>
-            <w:proofErr w:type="gramStart"/>
-            <w:r>
-              <w:t>VARCHAR(</w:t>
-            </w:r>
-            <w:proofErr w:type="gramEnd"/>
-            <w:r>
-              <w:t>50)</w:t>
-            </w:r>
-          </w:p>
-        </w:tc>
-        <w:tc>
-          <w:tcPr>
-            <w:tcW w:w="3215" w:type="dxa"/>
-            <w:vAlign w:val="center"/>
-            <w:hideMark/>
-          </w:tcPr>
-          <w:p>
-            <w:r>
-              <w:t>Unique</w:t>
-            </w:r>
-          </w:p>
-        </w:tc>
-      </w:tr>
-      <w:tr>
-        <w:trPr>
-          <w:tblCellSpacing w:w="15" w:type="dxa"/>
-        </w:trPr>
-        <w:tc>
-          <w:tcPr>
-            <w:tcW w:w="1798" w:type="dxa"/>
-            <w:vAlign w:val="center"/>
-            <w:hideMark/>
-          </w:tcPr>
-          <w:p>
-            <w:proofErr w:type="spellStart"/>
-            <w:r>
-              <w:t>password_hash</w:t>
-            </w:r>
-            <w:proofErr w:type="spellEnd"/>
-          </w:p>
-        </w:tc>
-        <w:tc>
-          <w:tcPr>
-            <w:tcW w:w="1955" w:type="dxa"/>
-            <w:vAlign w:val="center"/>
-            <w:hideMark/>
-          </w:tcPr>
-          <w:p>
-            <w:proofErr w:type="gramStart"/>
-            <w:r>
-              <w:t>VARCHAR(</w:t>
-            </w:r>
-            <w:proofErr w:type="gramEnd"/>
-            <w:r>
-              <w:t>255)</w:t>
+          </w:p>
+        </w:tc>
+        <w:tc>
+          <w:tcPr>
+            <w:tcW w:w="1955" w:type="dxa"/>
+            <w:vAlign w:val="center"/>
+            <w:hideMark/>
+          </w:tcPr>
+          <w:p>
+            <w:r>
+              <w:t>INTEGER</w:t>
+            </w:r>
+          </w:p>
+        </w:tc>
+        <w:tc>
+          <w:tcPr>
+            <w:tcW w:w="3215" w:type="dxa"/>
+            <w:vAlign w:val="center"/>
+            <w:hideMark/>
+          </w:tcPr>
+          <w:p>
+            <w:r>
+              <w:t>Not Null, FK -&gt; users(user_id) ON DELETE CASCADE</w:t>
+            </w:r>
+          </w:p>
+        </w:tc>
+      </w:tr>
+      <w:tr>
+        <w:trPr>
+          <w:tblCellSpacing w:w="15" w:type="dxa"/>
+        </w:trPr>
+        <w:tc>
+          <w:tcPr>
+            <w:tcW w:w="1798" w:type="dxa"/>
+            <w:vAlign w:val="center"/>
+            <w:hideMark/>
+          </w:tcPr>
+          <w:p>
+            <w:proofErr w:type="spellStart"/>
+            <w:proofErr w:type="spellEnd"/>
+            <w:r>
+              <w:t>title</w:t>
+            </w:r>
+          </w:p>
+        </w:tc>
+        <w:tc>
+          <w:tcPr>
+            <w:tcW w:w="1955" w:type="dxa"/>
+            <w:vAlign w:val="center"/>
+            <w:hideMark/>
+          </w:tcPr>
+          <w:p>
+            <w:r>
+              <w:t>VARCHAR(150)</w:t>
             </w:r>
           </w:p>
         </w:tc>
@@ -5391,71 +5472,22 @@
             <w:hideMark/>
           </w:tcPr>
           <w:p>
-            <w:r>
-              <w:t>email</w:t>
-            </w:r>
-          </w:p>
-        </w:tc>
-        <w:tc>
-          <w:tcPr>
-            <w:tcW w:w="1955" w:type="dxa"/>
-            <w:vAlign w:val="center"/>
-            <w:hideMark/>
-          </w:tcPr>
-          <w:p>
-            <w:proofErr w:type="gramStart"/>
-            <w:r>
-              <w:t>VARCHAR(</w:t>
-            </w:r>
-            <w:proofErr w:type="gramEnd"/>
-            <w:r>
-              <w:t>100)</w:t>
-            </w:r>
-          </w:p>
-        </w:tc>
-        <w:tc>
-          <w:tcPr>
-            <w:tcW w:w="3215" w:type="dxa"/>
-            <w:vAlign w:val="center"/>
-            <w:hideMark/>
-          </w:tcPr>
-          <w:p>
-            <w:r>
-              <w:t>Unique</w:t>
-            </w:r>
-          </w:p>
-        </w:tc>
-      </w:tr>
-      <w:tr>
-        <w:trPr>
-          <w:tblCellSpacing w:w="15" w:type="dxa"/>
-        </w:trPr>
-        <w:tc>
-          <w:tcPr>
-            <w:tcW w:w="1798" w:type="dxa"/>
-            <w:vAlign w:val="center"/>
-            <w:hideMark/>
-          </w:tcPr>
-          <w:p>
-            <w:r>
-              <w:t>role</w:t>
-            </w:r>
-          </w:p>
-        </w:tc>
-        <w:tc>
-          <w:tcPr>
-            <w:tcW w:w="1955" w:type="dxa"/>
-            <w:vAlign w:val="center"/>
-            <w:hideMark/>
-          </w:tcPr>
-          <w:p>
-            <w:proofErr w:type="gramStart"/>
-            <w:r>
-              <w:t>VARCHAR(</w:t>
-            </w:r>
-            <w:proofErr w:type="gramEnd"/>
-            <w:r>
-              <w:t>30)</w:t>
+            <w:proofErr w:type="spellStart"/>
+            <w:proofErr w:type="spellEnd"/>
+            <w:r>
+              <w:t>message</w:t>
+            </w:r>
+          </w:p>
+        </w:tc>
+        <w:tc>
+          <w:tcPr>
+            <w:tcW w:w="1955" w:type="dxa"/>
+            <w:vAlign w:val="center"/>
+            <w:hideMark/>
+          </w:tcPr>
+          <w:p>
+            <w:r>
+              <w:t>TEXT</w:t>
             </w:r>
           </w:p>
         </w:tc>
@@ -5483,6 +5515,8 @@
             <w:hideMark/>
           </w:tcPr>
           <w:p>
+            <w:proofErr w:type="spellStart"/>
+            <w:proofErr w:type="spellEnd"/>
             <w:r>
               <w:t>status</w:t>
             </w:r>
@@ -5495,45 +5529,40 @@
             <w:hideMark/>
           </w:tcPr>
           <w:p>
-            <w:proofErr w:type="gramStart"/>
-            <w:r>
-              <w:t>VARCHAR(</w:t>
-            </w:r>
-            <w:proofErr w:type="gramEnd"/>
-            <w:r>
-              <w:t>20)</w:t>
-            </w:r>
-          </w:p>
-        </w:tc>
-        <w:tc>
-          <w:tcPr>
-            <w:tcW w:w="3215" w:type="dxa"/>
-            <w:vAlign w:val="center"/>
-            <w:hideMark/>
-          </w:tcPr>
-          <w:p>
-            <w:r>
-              <w:t>Default Active</w:t>
-            </w:r>
-          </w:p>
-        </w:tc>
-      </w:tr>
-      <w:tr>
-        <w:trPr>
-          <w:tblCellSpacing w:w="15" w:type="dxa"/>
-        </w:trPr>
-        <w:tc>
-          <w:tcPr>
-            <w:tcW w:w="1798" w:type="dxa"/>
-            <w:vAlign w:val="center"/>
-            <w:hideMark/>
-          </w:tcPr>
-          <w:p>
-            <w:proofErr w:type="spellStart"/>
+            <w:r>
+              <w:t>VARCHAR(20)</w:t>
+            </w:r>
+          </w:p>
+        </w:tc>
+        <w:tc>
+          <w:tcPr>
+            <w:tcW w:w="3215" w:type="dxa"/>
+            <w:vAlign w:val="center"/>
+            <w:hideMark/>
+          </w:tcPr>
+          <w:p>
+            <w:r>
+              <w:t>Default 'Unread'</w:t>
+            </w:r>
+          </w:p>
+        </w:tc>
+      </w:tr>
+      <w:tr>
+        <w:trPr>
+          <w:tblCellSpacing w:w="15" w:type="dxa"/>
+        </w:trPr>
+        <w:tc>
+          <w:tcPr>
+            <w:tcW w:w="1798" w:type="dxa"/>
+            <w:vAlign w:val="center"/>
+            <w:hideMark/>
+          </w:tcPr>
+          <w:p>
+            <w:proofErr w:type="spellStart"/>
+            <w:proofErr w:type="spellEnd"/>
             <w:r>
               <w:t>created_at</w:t>
             </w:r>
-            <w:proofErr w:type="spellEnd"/>
           </w:p>
         </w:tc>
         <w:tc>
@@ -5562,6 +5591,16 @@
         </w:tc>
       </w:tr>
     </w:tbl>
+    <w:p>
+      <w:pPr>
+        <w:pStyle w:val="ListParagraph"/>
+        <w:ind w:left="360"/>
+        <w:rPr>
+          <w:b/>
+          <w:bCs/>
+        </w:rPr>
+      </w:pPr>
+    </w:p>
     <w:p>
       <w:pPr>
         <w:pStyle w:val="ListParagraph"/>
